--- a/part 1/AI Usage Declaration.docx
+++ b/part 1/AI Usage Declaration.docx
@@ -287,7 +287,25 @@
                 <w:bCs/>
                 <w:sz w:val="20"/>
               </w:rPr>
-              <w:t>I used AI to create css for the booking page.</w:t>
+              <w:t xml:space="preserve">I used AI to create </w:t>
+            </w:r>
+            <w:proofErr w:type="spellStart"/>
+            <w:r>
+              <w:rPr>
+                <w:rFonts w:ascii="Calibri" w:hAnsi="Calibri" w:cs="Calibri"/>
+                <w:bCs/>
+                <w:sz w:val="20"/>
+              </w:rPr>
+              <w:t>css</w:t>
+            </w:r>
+            <w:proofErr w:type="spellEnd"/>
+            <w:r>
+              <w:rPr>
+                <w:rFonts w:ascii="Calibri" w:hAnsi="Calibri" w:cs="Calibri"/>
+                <w:bCs/>
+                <w:sz w:val="20"/>
+              </w:rPr>
+              <w:t xml:space="preserve"> for the booking page.</w:t>
             </w:r>
           </w:p>
           <w:p>
@@ -306,7 +324,25 @@
                 <w:bCs/>
                 <w:sz w:val="20"/>
               </w:rPr>
-              <w:t>Prompt 3)I used AI to create a testing checklist based on the assignment brief.</w:t>
+              <w:t xml:space="preserve">Prompt </w:t>
+            </w:r>
+            <w:proofErr w:type="gramStart"/>
+            <w:r>
+              <w:rPr>
+                <w:rFonts w:ascii="Calibri" w:hAnsi="Calibri" w:cs="Calibri"/>
+                <w:bCs/>
+                <w:sz w:val="20"/>
+              </w:rPr>
+              <w:t>3)I</w:t>
+            </w:r>
+            <w:proofErr w:type="gramEnd"/>
+            <w:r>
+              <w:rPr>
+                <w:rFonts w:ascii="Calibri" w:hAnsi="Calibri" w:cs="Calibri"/>
+                <w:bCs/>
+                <w:sz w:val="20"/>
+              </w:rPr>
+              <w:t xml:space="preserve"> used AI to create a testing checklist based on the assignment brief.</w:t>
             </w:r>
           </w:p>
           <w:p>
@@ -617,6 +653,7 @@
                 <w:sz w:val="20"/>
               </w:rPr>
             </w:pPr>
+            <w:proofErr w:type="gramStart"/>
             <w:r>
               <w:rPr>
                 <w:rFonts w:ascii="Calibri" w:hAnsi="Calibri" w:cs="Calibri"/>
@@ -633,7 +670,17 @@
                 <w:bCs/>
                 <w:sz w:val="20"/>
               </w:rPr>
-              <w:t xml:space="preserve">(1, </w:t>
+              <w:t>(</w:t>
+            </w:r>
+            <w:proofErr w:type="gramEnd"/>
+            <w:r>
+              <w:rPr>
+                <w:rFonts w:ascii="Calibri" w:hAnsi="Calibri" w:cs="Calibri"/>
+                <w:b/>
+                <w:bCs/>
+                <w:sz w:val="20"/>
+              </w:rPr>
+              <w:t xml:space="preserve">1, </w:t>
             </w:r>
             <w:r>
               <w:rPr>
@@ -763,7 +810,29 @@
                 <w:iCs/>
                 <w:sz w:val="20"/>
               </w:rPr>
-              <w:t>or queries entered into the AI tool</w:t>
+              <w:t xml:space="preserve">or queries </w:t>
+            </w:r>
+            <w:proofErr w:type="gramStart"/>
+            <w:r>
+              <w:rPr>
+                <w:rFonts w:ascii="Calibri" w:hAnsi="Calibri" w:cs="Calibri"/>
+                <w:b/>
+                <w:i/>
+                <w:iCs/>
+                <w:sz w:val="20"/>
+              </w:rPr>
+              <w:t>entered into</w:t>
+            </w:r>
+            <w:proofErr w:type="gramEnd"/>
+            <w:r>
+              <w:rPr>
+                <w:rFonts w:ascii="Calibri" w:hAnsi="Calibri" w:cs="Calibri"/>
+                <w:b/>
+                <w:i/>
+                <w:iCs/>
+                <w:sz w:val="20"/>
+              </w:rPr>
+              <w:t xml:space="preserve"> the AI tool</w:t>
             </w:r>
           </w:p>
         </w:tc>
@@ -807,7 +876,25 @@
                 <w:bCs/>
                 <w:sz w:val="20"/>
               </w:rPr>
-              <w:t xml:space="preserve">(Copied the assignment brief, minus the header) + “Detail and describe the contents of this assignment, highlighting key areas, and giving a big picture view of how the code works together” </w:t>
+              <w:t xml:space="preserve">(Copied the assignment brief, minus the header) + “Detail and describe the contents of this assignment, highlighting key areas, and giving a big picture view of how the code works </w:t>
+            </w:r>
+            <w:proofErr w:type="gramStart"/>
+            <w:r>
+              <w:rPr>
+                <w:rFonts w:ascii="Calibri" w:hAnsi="Calibri" w:cs="Calibri"/>
+                <w:bCs/>
+                <w:sz w:val="20"/>
+              </w:rPr>
+              <w:t>together”</w:t>
+            </w:r>
+            <w:proofErr w:type="gramEnd"/>
+            <w:r>
+              <w:rPr>
+                <w:rFonts w:ascii="Calibri" w:hAnsi="Calibri" w:cs="Calibri"/>
+                <w:bCs/>
+                <w:sz w:val="20"/>
+              </w:rPr>
+              <w:t xml:space="preserve"> </w:t>
             </w:r>
           </w:p>
           <w:p>
@@ -850,7 +937,43 @@
                 <w:bCs/>
                 <w:sz w:val="20"/>
               </w:rPr>
-              <w:t>design me simple css to center the booking form</w:t>
+              <w:t xml:space="preserve">design me simple </w:t>
+            </w:r>
+            <w:proofErr w:type="spellStart"/>
+            <w:r>
+              <w:rPr>
+                <w:rFonts w:ascii="Calibri" w:hAnsi="Calibri" w:cs="Calibri"/>
+                <w:bCs/>
+                <w:sz w:val="20"/>
+              </w:rPr>
+              <w:t>css</w:t>
+            </w:r>
+            <w:proofErr w:type="spellEnd"/>
+            <w:r>
+              <w:rPr>
+                <w:rFonts w:ascii="Calibri" w:hAnsi="Calibri" w:cs="Calibri"/>
+                <w:bCs/>
+                <w:sz w:val="20"/>
+              </w:rPr>
+              <w:t xml:space="preserve"> to </w:t>
+            </w:r>
+            <w:proofErr w:type="spellStart"/>
+            <w:r>
+              <w:rPr>
+                <w:rFonts w:ascii="Calibri" w:hAnsi="Calibri" w:cs="Calibri"/>
+                <w:bCs/>
+                <w:sz w:val="20"/>
+              </w:rPr>
+              <w:t>center</w:t>
+            </w:r>
+            <w:proofErr w:type="spellEnd"/>
+            <w:r>
+              <w:rPr>
+                <w:rFonts w:ascii="Calibri" w:hAnsi="Calibri" w:cs="Calibri"/>
+                <w:bCs/>
+                <w:sz w:val="20"/>
+              </w:rPr>
+              <w:t xml:space="preserve"> the booking form</w:t>
             </w:r>
             <w:r>
               <w:rPr>
@@ -1004,13 +1127,23 @@
                 <w:sz w:val="20"/>
               </w:rPr>
             </w:pPr>
+            <w:proofErr w:type="gramStart"/>
             <w:r>
               <w:rPr>
                 <w:rFonts w:ascii="Calibri" w:hAnsi="Calibri" w:cs="Calibri"/>
                 <w:bCs/>
                 <w:sz w:val="20"/>
               </w:rPr>
-              <w:t>A overview of all requirements of the document, and a step by step get started list.</w:t>
+              <w:t>A</w:t>
+            </w:r>
+            <w:proofErr w:type="gramEnd"/>
+            <w:r>
+              <w:rPr>
+                <w:rFonts w:ascii="Calibri" w:hAnsi="Calibri" w:cs="Calibri"/>
+                <w:bCs/>
+                <w:sz w:val="20"/>
+              </w:rPr>
+              <w:t xml:space="preserve"> overview of all requirements of the document, and a step by step get started list.</w:t>
             </w:r>
           </w:p>
           <w:p>
@@ -1409,6 +1542,74 @@
               <w:rPr>
                 <w:rFonts w:ascii="Calibri" w:hAnsi="Calibri" w:cs="Calibri"/>
                 <w:b/>
+                <w:noProof/>
+                <w:sz w:val="20"/>
+                <w14:ligatures w14:val="standardContextual"/>
+              </w:rPr>
+              <mc:AlternateContent>
+                <mc:Choice Requires="wpi">
+                  <w:drawing>
+                    <wp:anchor distT="0" distB="0" distL="114300" distR="114300" simplePos="0" relativeHeight="251659264" behindDoc="0" locked="0" layoutInCell="1" allowOverlap="1" wp14:anchorId="2EBB88F0" wp14:editId="03A37576">
+                      <wp:simplePos x="0" y="0"/>
+                      <wp:positionH relativeFrom="column">
+                        <wp:posOffset>490277</wp:posOffset>
+                      </wp:positionH>
+                      <wp:positionV relativeFrom="paragraph">
+                        <wp:posOffset>32900</wp:posOffset>
+                      </wp:positionV>
+                      <wp:extent cx="556920" cy="251280"/>
+                      <wp:effectExtent l="38100" t="38100" r="0" b="34925"/>
+                      <wp:wrapNone/>
+                      <wp:docPr id="634106163" name="Ink 1"/>
+                      <wp:cNvGraphicFramePr/>
+                      <a:graphic xmlns:a="http://schemas.openxmlformats.org/drawingml/2006/main">
+                        <a:graphicData uri="http://schemas.microsoft.com/office/word/2010/wordprocessingInk">
+                          <w14:contentPart bwMode="auto" r:id="rId10">
+                            <w14:nvContentPartPr>
+                              <w14:cNvContentPartPr/>
+                            </w14:nvContentPartPr>
+                            <w14:xfrm>
+                              <a:off x="0" y="0"/>
+                              <a:ext cx="556920" cy="251280"/>
+                            </w14:xfrm>
+                          </w14:contentPart>
+                        </a:graphicData>
+                      </a:graphic>
+                    </wp:anchor>
+                  </w:drawing>
+                </mc:Choice>
+                <mc:Fallback>
+                  <w:pict>
+                    <v:shapetype w14:anchorId="66276982" id="_x0000_t75" coordsize="21600,21600" o:spt="75" o:preferrelative="t" path="m@4@5l@4@11@9@11@9@5xe" filled="f" stroked="f">
+                      <v:stroke joinstyle="miter"/>
+                      <v:formulas>
+                        <v:f eqn="if lineDrawn pixelLineWidth 0"/>
+                        <v:f eqn="sum @0 1 0"/>
+                        <v:f eqn="sum 0 0 @1"/>
+                        <v:f eqn="prod @2 1 2"/>
+                        <v:f eqn="prod @3 21600 pixelWidth"/>
+                        <v:f eqn="prod @3 21600 pixelHeight"/>
+                        <v:f eqn="sum @0 0 1"/>
+                        <v:f eqn="prod @6 1 2"/>
+                        <v:f eqn="prod @7 21600 pixelWidth"/>
+                        <v:f eqn="sum @8 21600 0"/>
+                        <v:f eqn="prod @7 21600 pixelHeight"/>
+                        <v:f eqn="sum @10 21600 0"/>
+                      </v:formulas>
+                      <v:path o:extrusionok="f" gradientshapeok="t" o:connecttype="rect"/>
+                      <o:lock v:ext="edit" aspectratio="t"/>
+                    </v:shapetype>
+                    <v:shape id="Ink 1" o:spid="_x0000_s1026" type="#_x0000_t75" style="position:absolute;margin-left:38.1pt;margin-top:2.1pt;width:44.8pt;height:20.8pt;z-index:251659264;visibility:visible;mso-wrap-style:square;mso-wrap-distance-left:9pt;mso-wrap-distance-top:0;mso-wrap-distance-right:9pt;mso-wrap-distance-bottom:0;mso-position-horizontal:absolute;mso-position-horizontal-relative:text;mso-position-vertical:absolute;mso-position-vertical-relative:text" o:gfxdata="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">
+                      <v:imagedata r:id="rId11" o:title=""/>
+                    </v:shape>
+                  </w:pict>
+                </mc:Fallback>
+              </mc:AlternateContent>
+            </w:r>
+            <w:r>
+              <w:rPr>
+                <w:rFonts w:ascii="Calibri" w:hAnsi="Calibri" w:cs="Calibri"/>
+                <w:b/>
                 <w:sz w:val="20"/>
               </w:rPr>
               <w:t>Signature</w:t>
@@ -1585,33 +1786,30 @@
       </w:pPr>
       <w:r>
         <w:object w:dxaOrig="225" w:dyaOrig="225" w14:anchorId="4162AC9F">
-          <v:shapetype id="_x0000_t75" coordsize="21600,21600" o:spt="75" o:preferrelative="t" path="m@4@5l@4@11@9@11@9@5xe" filled="f" stroked="f">
-            <v:stroke joinstyle="miter"/>
-            <v:formulas>
-              <v:f eqn="if lineDrawn pixelLineWidth 0"/>
-              <v:f eqn="sum @0 1 0"/>
-              <v:f eqn="sum 0 0 @1"/>
-              <v:f eqn="prod @2 1 2"/>
-              <v:f eqn="prod @3 21600 pixelWidth"/>
-              <v:f eqn="prod @3 21600 pixelHeight"/>
-              <v:f eqn="sum @0 0 1"/>
-              <v:f eqn="prod @6 1 2"/>
-              <v:f eqn="prod @7 21600 pixelWidth"/>
-              <v:f eqn="sum @8 21600 0"/>
-              <v:f eqn="prod @7 21600 pixelHeight"/>
-              <v:f eqn="sum @10 21600 0"/>
-            </v:formulas>
-            <v:path o:extrusionok="f" gradientshapeok="t" o:connecttype="rect"/>
-            <o:lock v:ext="edit" aspectratio="t"/>
-          </v:shapetype>
           <v:shape id="_x0000_i1415" type="#_x0000_t75" style="width:18pt;height:15.7pt" o:ole="">
-            <v:imagedata r:id="rId10" o:title=""/>
+            <v:imagedata r:id="rId12" o:title=""/>
           </v:shape>
-          <w:control r:id="rId11" w:name="DefaultOcxName" w:shapeid="_x0000_i1415"/>
+          <w:control r:id="rId13" w:name="DefaultOcxName" w:shapeid="_x0000_i1415"/>
         </w:object>
       </w:r>
       <w:r>
-        <w:t xml:space="preserve">MySQL table exists on webdev server </w:t>
+        <w:t xml:space="preserve">MySQL table exists on </w:t>
+      </w:r>
+      <w:proofErr w:type="spellStart"/>
+      <w:r>
+        <w:t>webdev</w:t>
+      </w:r>
+      <w:proofErr w:type="spellEnd"/>
+      <w:r>
+        <w:t xml:space="preserve"> </w:t>
+      </w:r>
+      <w:proofErr w:type="gramStart"/>
+      <w:r>
+        <w:t>server</w:t>
+      </w:r>
+      <w:proofErr w:type="gramEnd"/>
+      <w:r>
+        <w:t xml:space="preserve"> </w:t>
       </w:r>
     </w:p>
     <w:p>
@@ -1625,9 +1823,9 @@
       <w:r>
         <w:object w:dxaOrig="225" w:dyaOrig="225" w14:anchorId="01851E5E">
           <v:shape id="_x0000_i1414" type="#_x0000_t75" style="width:18pt;height:15.7pt" o:ole="">
-            <v:imagedata r:id="rId10" o:title=""/>
+            <v:imagedata r:id="rId12" o:title=""/>
           </v:shape>
-          <w:control r:id="rId12" w:name="DefaultOcxName1" w:shapeid="_x0000_i1414"/>
+          <w:control r:id="rId14" w:name="DefaultOcxName1" w:shapeid="_x0000_i1414"/>
         </w:object>
       </w:r>
       <w:r>
@@ -1797,9 +1995,9 @@
       <w:r>
         <w:object w:dxaOrig="225" w:dyaOrig="225" w14:anchorId="6AEA9E04">
           <v:shape id="_x0000_i1413" type="#_x0000_t75" style="width:18pt;height:15.7pt" o:ole="">
-            <v:imagedata r:id="rId10" o:title=""/>
+            <v:imagedata r:id="rId12" o:title=""/>
           </v:shape>
-          <w:control r:id="rId13" w:name="DefaultOcxName2" w:shapeid="_x0000_i1413"/>
+          <w:control r:id="rId15" w:name="DefaultOcxName2" w:shapeid="_x0000_i1413"/>
         </w:object>
       </w:r>
       <w:r>
@@ -1827,9 +2025,9 @@
       <w:r>
         <w:object w:dxaOrig="225" w:dyaOrig="225" w14:anchorId="45BCDD31">
           <v:shape id="_x0000_i1412" type="#_x0000_t75" style="width:18pt;height:15.7pt" o:ole="">
-            <v:imagedata r:id="rId10" o:title=""/>
+            <v:imagedata r:id="rId12" o:title=""/>
           </v:shape>
-          <w:control r:id="rId14" w:name="DefaultOcxName3" w:shapeid="_x0000_i1412"/>
+          <w:control r:id="rId16" w:name="DefaultOcxName3" w:shapeid="_x0000_i1412"/>
         </w:object>
       </w:r>
       <w:r>
@@ -1857,13 +2055,21 @@
       <w:r>
         <w:object w:dxaOrig="225" w:dyaOrig="225" w14:anchorId="797E68CE">
           <v:shape id="_x0000_i1411" type="#_x0000_t75" style="width:18pt;height:15.7pt" o:ole="">
-            <v:imagedata r:id="rId10" o:title=""/>
+            <v:imagedata r:id="rId12" o:title=""/>
           </v:shape>
-          <w:control r:id="rId15" w:name="DefaultOcxName4" w:shapeid="_x0000_i1411"/>
+          <w:control r:id="rId17" w:name="DefaultOcxName4" w:shapeid="_x0000_i1411"/>
         </w:object>
       </w:r>
       <w:r>
-        <w:t xml:space="preserve">Required fields are NOT NULL in database if intended </w:t>
+        <w:t xml:space="preserve">Required fields are NOT NULL in database if </w:t>
+      </w:r>
+      <w:proofErr w:type="gramStart"/>
+      <w:r>
+        <w:t>intended</w:t>
+      </w:r>
+      <w:proofErr w:type="gramEnd"/>
+      <w:r>
+        <w:t xml:space="preserve"> </w:t>
       </w:r>
     </w:p>
     <w:p>
@@ -1877,13 +2083,21 @@
       <w:r>
         <w:object w:dxaOrig="225" w:dyaOrig="225" w14:anchorId="01879609">
           <v:shape id="_x0000_i1410" type="#_x0000_t75" style="width:18pt;height:15.7pt" o:ole="">
-            <v:imagedata r:id="rId10" o:title=""/>
+            <v:imagedata r:id="rId12" o:title=""/>
           </v:shape>
-          <w:control r:id="rId16" w:name="DefaultOcxName5" w:shapeid="_x0000_i1410"/>
+          <w:control r:id="rId18" w:name="DefaultOcxName5" w:shapeid="_x0000_i1410"/>
         </w:object>
       </w:r>
       <w:r>
-        <w:t xml:space="preserve">Auto increment logic works correctly </w:t>
+        <w:t xml:space="preserve">Auto increment logic works </w:t>
+      </w:r>
+      <w:proofErr w:type="gramStart"/>
+      <w:r>
+        <w:t>correctly</w:t>
+      </w:r>
+      <w:proofErr w:type="gramEnd"/>
+      <w:r>
+        <w:t xml:space="preserve"> </w:t>
       </w:r>
     </w:p>
     <w:p>
@@ -1905,13 +2119,21 @@
       <w:r>
         <w:object w:dxaOrig="225" w:dyaOrig="225" w14:anchorId="499379A9">
           <v:shape id="_x0000_i1409" type="#_x0000_t75" style="width:18pt;height:15.7pt" o:ole="">
-            <v:imagedata r:id="rId10" o:title=""/>
+            <v:imagedata r:id="rId12" o:title=""/>
           </v:shape>
-          <w:control r:id="rId17" w:name="DefaultOcxName6" w:shapeid="_x0000_i1409"/>
+          <w:control r:id="rId19" w:name="DefaultOcxName6" w:shapeid="_x0000_i1409"/>
         </w:object>
       </w:r>
       <w:r>
-        <w:t xml:space="preserve">New bookings actually appear in database after submission </w:t>
+        <w:t xml:space="preserve">New bookings actually appear in database after </w:t>
+      </w:r>
+      <w:proofErr w:type="gramStart"/>
+      <w:r>
+        <w:t>submission</w:t>
+      </w:r>
+      <w:proofErr w:type="gramEnd"/>
+      <w:r>
+        <w:t xml:space="preserve"> </w:t>
       </w:r>
     </w:p>
     <w:p>
@@ -1925,13 +2147,21 @@
       <w:r>
         <w:object w:dxaOrig="225" w:dyaOrig="225" w14:anchorId="39AF308C">
           <v:shape id="_x0000_i1408" type="#_x0000_t75" style="width:18pt;height:15.7pt" o:ole="">
-            <v:imagedata r:id="rId10" o:title=""/>
+            <v:imagedata r:id="rId12" o:title=""/>
           </v:shape>
-          <w:control r:id="rId18" w:name="DefaultOcxName7" w:shapeid="_x0000_i1408"/>
+          <w:control r:id="rId20" w:name="DefaultOcxName7" w:shapeid="_x0000_i1408"/>
         </w:object>
       </w:r>
       <w:r>
-        <w:t xml:space="preserve">Assigned bookings update correctly in database </w:t>
+        <w:t xml:space="preserve">Assigned bookings update correctly in </w:t>
+      </w:r>
+      <w:proofErr w:type="gramStart"/>
+      <w:r>
+        <w:t>database</w:t>
+      </w:r>
+      <w:proofErr w:type="gramEnd"/>
+      <w:r>
+        <w:t xml:space="preserve"> </w:t>
       </w:r>
     </w:p>
     <w:p>
@@ -2066,6 +2296,7 @@
             <w:hideMark/>
           </w:tcPr>
           <w:p>
+            <w:proofErr w:type="spellStart"/>
             <w:r>
               <w:rPr>
                 <w:rStyle w:val="HTMLCode"/>
@@ -2073,6 +2304,7 @@
               </w:rPr>
               <w:t>cname</w:t>
             </w:r>
+            <w:proofErr w:type="spellEnd"/>
           </w:p>
         </w:tc>
       </w:tr>
@@ -2133,6 +2365,7 @@
             <w:hideMark/>
           </w:tcPr>
           <w:p>
+            <w:proofErr w:type="spellStart"/>
             <w:r>
               <w:rPr>
                 <w:rStyle w:val="HTMLCode"/>
@@ -2140,6 +2373,7 @@
               </w:rPr>
               <w:t>unumber</w:t>
             </w:r>
+            <w:proofErr w:type="spellEnd"/>
           </w:p>
         </w:tc>
       </w:tr>
@@ -2166,6 +2400,7 @@
             <w:hideMark/>
           </w:tcPr>
           <w:p>
+            <w:proofErr w:type="spellStart"/>
             <w:r>
               <w:rPr>
                 <w:rStyle w:val="HTMLCode"/>
@@ -2173,6 +2408,7 @@
               </w:rPr>
               <w:t>snumber</w:t>
             </w:r>
+            <w:proofErr w:type="spellEnd"/>
           </w:p>
         </w:tc>
       </w:tr>
@@ -2199,6 +2435,7 @@
             <w:hideMark/>
           </w:tcPr>
           <w:p>
+            <w:proofErr w:type="spellStart"/>
             <w:r>
               <w:rPr>
                 <w:rStyle w:val="HTMLCode"/>
@@ -2206,6 +2443,7 @@
               </w:rPr>
               <w:t>stname</w:t>
             </w:r>
+            <w:proofErr w:type="spellEnd"/>
           </w:p>
         </w:tc>
       </w:tr>
@@ -2232,6 +2470,7 @@
             <w:hideMark/>
           </w:tcPr>
           <w:p>
+            <w:proofErr w:type="spellStart"/>
             <w:r>
               <w:rPr>
                 <w:rStyle w:val="HTMLCode"/>
@@ -2239,6 +2478,7 @@
               </w:rPr>
               <w:t>sbname</w:t>
             </w:r>
+            <w:proofErr w:type="spellEnd"/>
           </w:p>
         </w:tc>
       </w:tr>
@@ -2265,6 +2505,7 @@
             <w:hideMark/>
           </w:tcPr>
           <w:p>
+            <w:proofErr w:type="spellStart"/>
             <w:r>
               <w:rPr>
                 <w:rStyle w:val="HTMLCode"/>
@@ -2272,6 +2513,7 @@
               </w:rPr>
               <w:t>dsbname</w:t>
             </w:r>
+            <w:proofErr w:type="spellEnd"/>
           </w:p>
         </w:tc>
       </w:tr>
@@ -2376,13 +2618,21 @@
       <w:r>
         <w:object w:dxaOrig="225" w:dyaOrig="225" w14:anchorId="2ED0E6C6">
           <v:shape id="_x0000_i1407" type="#_x0000_t75" style="width:18pt;height:15.7pt" o:ole="">
-            <v:imagedata r:id="rId10" o:title=""/>
+            <v:imagedata r:id="rId12" o:title=""/>
           </v:shape>
-          <w:control r:id="rId19" w:name="DefaultOcxName8" w:shapeid="_x0000_i1407"/>
+          <w:control r:id="rId21" w:name="DefaultOcxName8" w:shapeid="_x0000_i1407"/>
         </w:object>
       </w:r>
       <w:r>
-        <w:t xml:space="preserve">Empty name rejected </w:t>
+        <w:t xml:space="preserve">Empty name </w:t>
+      </w:r>
+      <w:proofErr w:type="gramStart"/>
+      <w:r>
+        <w:t>rejected</w:t>
+      </w:r>
+      <w:proofErr w:type="gramEnd"/>
+      <w:r>
+        <w:t xml:space="preserve"> </w:t>
       </w:r>
     </w:p>
     <w:p>
@@ -2396,13 +2646,21 @@
       <w:r>
         <w:object w:dxaOrig="225" w:dyaOrig="225" w14:anchorId="1F320430">
           <v:shape id="_x0000_i1406" type="#_x0000_t75" style="width:18pt;height:15.7pt" o:ole="">
-            <v:imagedata r:id="rId10" o:title=""/>
+            <v:imagedata r:id="rId12" o:title=""/>
           </v:shape>
-          <w:control r:id="rId20" w:name="DefaultOcxName9" w:shapeid="_x0000_i1406"/>
+          <w:control r:id="rId22" w:name="DefaultOcxName9" w:shapeid="_x0000_i1406"/>
         </w:object>
       </w:r>
       <w:r>
-        <w:t xml:space="preserve">Whitespace-only rejected </w:t>
+        <w:t xml:space="preserve">Whitespace-only </w:t>
+      </w:r>
+      <w:proofErr w:type="gramStart"/>
+      <w:r>
+        <w:t>rejected</w:t>
+      </w:r>
+      <w:proofErr w:type="gramEnd"/>
+      <w:r>
+        <w:t xml:space="preserve"> </w:t>
       </w:r>
     </w:p>
     <w:p>
@@ -2416,13 +2674,21 @@
       <w:r>
         <w:object w:dxaOrig="225" w:dyaOrig="225" w14:anchorId="5CD75923">
           <v:shape id="_x0000_i1405" type="#_x0000_t75" style="width:18pt;height:15.7pt" o:ole="">
-            <v:imagedata r:id="rId10" o:title=""/>
+            <v:imagedata r:id="rId12" o:title=""/>
           </v:shape>
-          <w:control r:id="rId21" w:name="DefaultOcxName10" w:shapeid="_x0000_i1405"/>
+          <w:control r:id="rId23" w:name="DefaultOcxName10" w:shapeid="_x0000_i1405"/>
         </w:object>
       </w:r>
       <w:r>
-        <w:t xml:space="preserve">Normal names accepted </w:t>
+        <w:t xml:space="preserve">Normal names </w:t>
+      </w:r>
+      <w:proofErr w:type="gramStart"/>
+      <w:r>
+        <w:t>accepted</w:t>
+      </w:r>
+      <w:proofErr w:type="gramEnd"/>
+      <w:r>
+        <w:t xml:space="preserve"> </w:t>
       </w:r>
     </w:p>
     <w:p>
@@ -2444,9 +2710,9 @@
       <w:r>
         <w:object w:dxaOrig="225" w:dyaOrig="225" w14:anchorId="4C837A4B">
           <v:shape id="_x0000_i1404" type="#_x0000_t75" style="width:18pt;height:15.7pt" o:ole="">
-            <v:imagedata r:id="rId10" o:title=""/>
+            <v:imagedata r:id="rId12" o:title=""/>
           </v:shape>
-          <w:control r:id="rId22" w:name="DefaultOcxName11" w:shapeid="_x0000_i1404"/>
+          <w:control r:id="rId24" w:name="DefaultOcxName11" w:shapeid="_x0000_i1404"/>
         </w:object>
       </w:r>
       <w:r>
@@ -2464,13 +2730,21 @@
       <w:r>
         <w:object w:dxaOrig="225" w:dyaOrig="225" w14:anchorId="6AF75C45">
           <v:shape id="_x0000_i1403" type="#_x0000_t75" style="width:18pt;height:15.7pt" o:ole="">
-            <v:imagedata r:id="rId10" o:title=""/>
+            <v:imagedata r:id="rId12" o:title=""/>
           </v:shape>
-          <w:control r:id="rId23" w:name="DefaultOcxName12" w:shapeid="_x0000_i1403"/>
+          <w:control r:id="rId25" w:name="DefaultOcxName12" w:shapeid="_x0000_i1403"/>
         </w:object>
       </w:r>
       <w:r>
-        <w:t xml:space="preserve">Letters rejected </w:t>
+        <w:t xml:space="preserve">Letters </w:t>
+      </w:r>
+      <w:proofErr w:type="gramStart"/>
+      <w:r>
+        <w:t>rejected</w:t>
+      </w:r>
+      <w:proofErr w:type="gramEnd"/>
+      <w:r>
+        <w:t xml:space="preserve"> </w:t>
       </w:r>
     </w:p>
     <w:p>
@@ -2484,13 +2758,21 @@
       <w:r>
         <w:object w:dxaOrig="225" w:dyaOrig="225" w14:anchorId="2E9BB8C8">
           <v:shape id="_x0000_i1402" type="#_x0000_t75" style="width:18pt;height:15.7pt" o:ole="">
-            <v:imagedata r:id="rId10" o:title=""/>
+            <v:imagedata r:id="rId12" o:title=""/>
           </v:shape>
-          <w:control r:id="rId24" w:name="DefaultOcxName13" w:shapeid="_x0000_i1402"/>
+          <w:control r:id="rId26" w:name="DefaultOcxName13" w:shapeid="_x0000_i1402"/>
         </w:object>
       </w:r>
       <w:r>
-        <w:t xml:space="preserve">Special characters rejected </w:t>
+        <w:t xml:space="preserve">Special characters </w:t>
+      </w:r>
+      <w:proofErr w:type="gramStart"/>
+      <w:r>
+        <w:t>rejected</w:t>
+      </w:r>
+      <w:proofErr w:type="gramEnd"/>
+      <w:r>
+        <w:t xml:space="preserve"> </w:t>
       </w:r>
     </w:p>
     <w:p>
@@ -2504,13 +2786,21 @@
       <w:r>
         <w:object w:dxaOrig="225" w:dyaOrig="225" w14:anchorId="270C91EC">
           <v:shape id="_x0000_i1401" type="#_x0000_t75" style="width:18pt;height:15.7pt" o:ole="">
-            <v:imagedata r:id="rId10" o:title=""/>
+            <v:imagedata r:id="rId12" o:title=""/>
           </v:shape>
-          <w:control r:id="rId25" w:name="DefaultOcxName14" w:shapeid="_x0000_i1401"/>
+          <w:control r:id="rId27" w:name="DefaultOcxName14" w:shapeid="_x0000_i1401"/>
         </w:object>
       </w:r>
       <w:r>
-        <w:t xml:space="preserve">9 digits rejected </w:t>
+        <w:t xml:space="preserve">9 digits </w:t>
+      </w:r>
+      <w:proofErr w:type="gramStart"/>
+      <w:r>
+        <w:t>rejected</w:t>
+      </w:r>
+      <w:proofErr w:type="gramEnd"/>
+      <w:r>
+        <w:t xml:space="preserve"> </w:t>
       </w:r>
     </w:p>
     <w:p>
@@ -2524,13 +2814,21 @@
       <w:r>
         <w:object w:dxaOrig="225" w:dyaOrig="225" w14:anchorId="2846C63B">
           <v:shape id="_x0000_i1400" type="#_x0000_t75" style="width:18pt;height:15.7pt" o:ole="">
-            <v:imagedata r:id="rId10" o:title=""/>
+            <v:imagedata r:id="rId12" o:title=""/>
           </v:shape>
-          <w:control r:id="rId26" w:name="DefaultOcxName15" w:shapeid="_x0000_i1400"/>
+          <w:control r:id="rId28" w:name="DefaultOcxName15" w:shapeid="_x0000_i1400"/>
         </w:object>
       </w:r>
       <w:r>
-        <w:t xml:space="preserve">10 digits accepted </w:t>
+        <w:t xml:space="preserve">10 digits </w:t>
+      </w:r>
+      <w:proofErr w:type="gramStart"/>
+      <w:r>
+        <w:t>accepted</w:t>
+      </w:r>
+      <w:proofErr w:type="gramEnd"/>
+      <w:r>
+        <w:t xml:space="preserve"> </w:t>
       </w:r>
     </w:p>
     <w:p>
@@ -2544,13 +2842,21 @@
       <w:r>
         <w:object w:dxaOrig="225" w:dyaOrig="225" w14:anchorId="3E2F8174">
           <v:shape id="_x0000_i1399" type="#_x0000_t75" style="width:18pt;height:15.7pt" o:ole="">
-            <v:imagedata r:id="rId10" o:title=""/>
+            <v:imagedata r:id="rId12" o:title=""/>
           </v:shape>
-          <w:control r:id="rId27" w:name="DefaultOcxName16" w:shapeid="_x0000_i1399"/>
+          <w:control r:id="rId29" w:name="DefaultOcxName16" w:shapeid="_x0000_i1399"/>
         </w:object>
       </w:r>
       <w:r>
-        <w:t xml:space="preserve">11 digits accepted </w:t>
+        <w:t xml:space="preserve">11 digits </w:t>
+      </w:r>
+      <w:proofErr w:type="gramStart"/>
+      <w:r>
+        <w:t>accepted</w:t>
+      </w:r>
+      <w:proofErr w:type="gramEnd"/>
+      <w:r>
+        <w:t xml:space="preserve"> </w:t>
       </w:r>
     </w:p>
     <w:p>
@@ -2564,13 +2870,21 @@
       <w:r>
         <w:object w:dxaOrig="225" w:dyaOrig="225" w14:anchorId="3F860593">
           <v:shape id="_x0000_i1398" type="#_x0000_t75" style="width:18pt;height:15.7pt" o:ole="">
-            <v:imagedata r:id="rId10" o:title=""/>
+            <v:imagedata r:id="rId12" o:title=""/>
           </v:shape>
-          <w:control r:id="rId28" w:name="DefaultOcxName17" w:shapeid="_x0000_i1398"/>
+          <w:control r:id="rId30" w:name="DefaultOcxName17" w:shapeid="_x0000_i1398"/>
         </w:object>
       </w:r>
       <w:r>
-        <w:t xml:space="preserve">12 digits accepted </w:t>
+        <w:t xml:space="preserve">12 digits </w:t>
+      </w:r>
+      <w:proofErr w:type="gramStart"/>
+      <w:r>
+        <w:t>accepted</w:t>
+      </w:r>
+      <w:proofErr w:type="gramEnd"/>
+      <w:r>
+        <w:t xml:space="preserve"> </w:t>
       </w:r>
     </w:p>
     <w:p>
@@ -2584,13 +2898,21 @@
       <w:r>
         <w:object w:dxaOrig="225" w:dyaOrig="225" w14:anchorId="1390A85B">
           <v:shape id="_x0000_i1397" type="#_x0000_t75" style="width:18pt;height:15.7pt" o:ole="">
-            <v:imagedata r:id="rId10" o:title=""/>
+            <v:imagedata r:id="rId12" o:title=""/>
           </v:shape>
-          <w:control r:id="rId29" w:name="DefaultOcxName18" w:shapeid="_x0000_i1397"/>
+          <w:control r:id="rId31" w:name="DefaultOcxName18" w:shapeid="_x0000_i1397"/>
         </w:object>
       </w:r>
       <w:r>
-        <w:t xml:space="preserve">13 digits rejected </w:t>
+        <w:t xml:space="preserve">13 digits </w:t>
+      </w:r>
+      <w:proofErr w:type="gramStart"/>
+      <w:r>
+        <w:t>rejected</w:t>
+      </w:r>
+      <w:proofErr w:type="gramEnd"/>
+      <w:r>
+        <w:t xml:space="preserve"> </w:t>
       </w:r>
     </w:p>
     <w:p>
@@ -2739,9 +3061,9 @@
       <w:r>
         <w:object w:dxaOrig="225" w:dyaOrig="225" w14:anchorId="5BFBABFC">
           <v:shape id="_x0000_i1396" type="#_x0000_t75" style="width:18pt;height:15.7pt" o:ole="">
-            <v:imagedata r:id="rId10" o:title=""/>
+            <v:imagedata r:id="rId12" o:title=""/>
           </v:shape>
-          <w:control r:id="rId30" w:name="DefaultOcxName19" w:shapeid="_x0000_i1396"/>
+          <w:control r:id="rId32" w:name="DefaultOcxName19" w:shapeid="_x0000_i1396"/>
         </w:object>
       </w:r>
       <w:r>
@@ -2759,13 +3081,21 @@
       <w:r>
         <w:object w:dxaOrig="225" w:dyaOrig="225" w14:anchorId="6101CC0B">
           <v:shape id="_x0000_i1395" type="#_x0000_t75" style="width:18pt;height:15.7pt" o:ole="">
-            <v:imagedata r:id="rId10" o:title=""/>
+            <v:imagedata r:id="rId12" o:title=""/>
           </v:shape>
-          <w:control r:id="rId31" w:name="DefaultOcxName20" w:shapeid="_x0000_i1395"/>
+          <w:control r:id="rId33" w:name="DefaultOcxName20" w:shapeid="_x0000_i1395"/>
         </w:object>
       </w:r>
       <w:r>
-        <w:t xml:space="preserve">Valid value accepted </w:t>
+        <w:t xml:space="preserve">Valid value </w:t>
+      </w:r>
+      <w:proofErr w:type="gramStart"/>
+      <w:r>
+        <w:t>accepted</w:t>
+      </w:r>
+      <w:proofErr w:type="gramEnd"/>
+      <w:r>
+        <w:t xml:space="preserve"> </w:t>
       </w:r>
     </w:p>
     <w:p>
@@ -2795,9 +3125,9 @@
       <w:r>
         <w:object w:dxaOrig="225" w:dyaOrig="225" w14:anchorId="4CA000C1">
           <v:shape id="_x0000_i1394" type="#_x0000_t75" style="width:18pt;height:15.7pt" o:ole="">
-            <v:imagedata r:id="rId10" o:title=""/>
+            <v:imagedata r:id="rId12" o:title=""/>
           </v:shape>
-          <w:control r:id="rId32" w:name="DefaultOcxName21" w:shapeid="_x0000_i1394"/>
+          <w:control r:id="rId34" w:name="DefaultOcxName21" w:shapeid="_x0000_i1394"/>
         </w:object>
       </w:r>
       <w:r>
@@ -2815,13 +3145,21 @@
       <w:r>
         <w:object w:dxaOrig="225" w:dyaOrig="225" w14:anchorId="3149BBEA">
           <v:shape id="_x0000_i1393" type="#_x0000_t75" style="width:18pt;height:15.7pt" o:ole="">
-            <v:imagedata r:id="rId10" o:title=""/>
+            <v:imagedata r:id="rId12" o:title=""/>
           </v:shape>
-          <w:control r:id="rId33" w:name="DefaultOcxName22" w:shapeid="_x0000_i1393"/>
+          <w:control r:id="rId35" w:name="DefaultOcxName22" w:shapeid="_x0000_i1393"/>
         </w:object>
       </w:r>
       <w:r>
-        <w:t xml:space="preserve">Valid value accepted </w:t>
+        <w:t xml:space="preserve">Valid value </w:t>
+      </w:r>
+      <w:proofErr w:type="gramStart"/>
+      <w:r>
+        <w:t>accepted</w:t>
+      </w:r>
+      <w:proofErr w:type="gramEnd"/>
+      <w:r>
+        <w:t xml:space="preserve"> </w:t>
       </w:r>
     </w:p>
     <w:p>
@@ -2858,9 +3196,9 @@
       <w:r>
         <w:object w:dxaOrig="225" w:dyaOrig="225" w14:anchorId="3C16B01B">
           <v:shape id="_x0000_i1392" type="#_x0000_t75" style="width:18pt;height:15.7pt" o:ole="">
-            <v:imagedata r:id="rId10" o:title=""/>
+            <v:imagedata r:id="rId12" o:title=""/>
           </v:shape>
-          <w:control r:id="rId34" w:name="DefaultOcxName23" w:shapeid="_x0000_i1392"/>
+          <w:control r:id="rId36" w:name="DefaultOcxName23" w:shapeid="_x0000_i1392"/>
         </w:object>
       </w:r>
       <w:r>
@@ -2878,9 +3216,9 @@
       <w:r>
         <w:object w:dxaOrig="225" w:dyaOrig="225" w14:anchorId="4D6EBE45">
           <v:shape id="_x0000_i1391" type="#_x0000_t75" style="width:18pt;height:15.7pt" o:ole="">
-            <v:imagedata r:id="rId10" o:title=""/>
+            <v:imagedata r:id="rId12" o:title=""/>
           </v:shape>
-          <w:control r:id="rId35" w:name="DefaultOcxName24" w:shapeid="_x0000_i1391"/>
+          <w:control r:id="rId37" w:name="DefaultOcxName24" w:shapeid="_x0000_i1391"/>
         </w:object>
       </w:r>
       <w:r>
@@ -2898,9 +3236,9 @@
       <w:r>
         <w:object w:dxaOrig="225" w:dyaOrig="225" w14:anchorId="2C863B54">
           <v:shape id="_x0000_i1390" type="#_x0000_t75" style="width:18pt;height:15.7pt" o:ole="">
-            <v:imagedata r:id="rId10" o:title=""/>
+            <v:imagedata r:id="rId12" o:title=""/>
           </v:shape>
-          <w:control r:id="rId36" w:name="DefaultOcxName25" w:shapeid="_x0000_i1390"/>
+          <w:control r:id="rId38" w:name="DefaultOcxName25" w:shapeid="_x0000_i1390"/>
         </w:object>
       </w:r>
       <w:r>
@@ -2941,13 +3279,21 @@
       <w:r>
         <w:object w:dxaOrig="225" w:dyaOrig="225" w14:anchorId="4B115894">
           <v:shape id="_x0000_i1389" type="#_x0000_t75" style="width:18pt;height:15.7pt" o:ole="">
-            <v:imagedata r:id="rId10" o:title=""/>
+            <v:imagedata r:id="rId12" o:title=""/>
           </v:shape>
-          <w:control r:id="rId37" w:name="DefaultOcxName26" w:shapeid="_x0000_i1389"/>
+          <w:control r:id="rId39" w:name="DefaultOcxName26" w:shapeid="_x0000_i1389"/>
         </w:object>
       </w:r>
       <w:r>
-        <w:t xml:space="preserve">Current date auto-populates </w:t>
+        <w:t>Current date auto-</w:t>
+      </w:r>
+      <w:proofErr w:type="gramStart"/>
+      <w:r>
+        <w:t>populates</w:t>
+      </w:r>
+      <w:proofErr w:type="gramEnd"/>
+      <w:r>
+        <w:t xml:space="preserve"> </w:t>
       </w:r>
     </w:p>
     <w:p>
@@ -2961,13 +3307,21 @@
       <w:r>
         <w:object w:dxaOrig="225" w:dyaOrig="225" w14:anchorId="73800A17">
           <v:shape id="_x0000_i1388" type="#_x0000_t75" style="width:18pt;height:15.7pt" o:ole="">
-            <v:imagedata r:id="rId10" o:title=""/>
+            <v:imagedata r:id="rId12" o:title=""/>
           </v:shape>
-          <w:control r:id="rId38" w:name="DefaultOcxName27" w:shapeid="_x0000_i1388"/>
+          <w:control r:id="rId40" w:name="DefaultOcxName27" w:shapeid="_x0000_i1388"/>
         </w:object>
       </w:r>
       <w:r>
-        <w:t xml:space="preserve">Current time auto-populates </w:t>
+        <w:t>Current time auto-</w:t>
+      </w:r>
+      <w:proofErr w:type="gramStart"/>
+      <w:r>
+        <w:t>populates</w:t>
+      </w:r>
+      <w:proofErr w:type="gramEnd"/>
+      <w:r>
+        <w:t xml:space="preserve"> </w:t>
       </w:r>
     </w:p>
     <w:p>
@@ -2996,13 +3350,21 @@
       <w:r>
         <w:object w:dxaOrig="225" w:dyaOrig="225" w14:anchorId="0F30956B">
           <v:shape id="_x0000_i1387" type="#_x0000_t75" style="width:18pt;height:15.7pt" o:ole="">
-            <v:imagedata r:id="rId10" o:title=""/>
+            <v:imagedata r:id="rId12" o:title=""/>
           </v:shape>
-          <w:control r:id="rId39" w:name="DefaultOcxName28" w:shapeid="_x0000_i1387"/>
+          <w:control r:id="rId41" w:name="DefaultOcxName28" w:shapeid="_x0000_i1387"/>
         </w:object>
       </w:r>
       <w:r>
-        <w:t xml:space="preserve">Yesterday rejected </w:t>
+        <w:t xml:space="preserve">Yesterday </w:t>
+      </w:r>
+      <w:proofErr w:type="gramStart"/>
+      <w:r>
+        <w:t>rejected</w:t>
+      </w:r>
+      <w:proofErr w:type="gramEnd"/>
+      <w:r>
+        <w:t xml:space="preserve"> </w:t>
       </w:r>
     </w:p>
     <w:p>
@@ -3016,13 +3378,21 @@
       <w:r>
         <w:object w:dxaOrig="225" w:dyaOrig="225" w14:anchorId="55E0EDC1">
           <v:shape id="_x0000_i1386" type="#_x0000_t75" style="width:18pt;height:15.7pt" o:ole="">
-            <v:imagedata r:id="rId10" o:title=""/>
+            <v:imagedata r:id="rId12" o:title=""/>
           </v:shape>
-          <w:control r:id="rId40" w:name="DefaultOcxName29" w:shapeid="_x0000_i1386"/>
+          <w:control r:id="rId42" w:name="DefaultOcxName29" w:shapeid="_x0000_i1386"/>
         </w:object>
       </w:r>
       <w:r>
-        <w:t xml:space="preserve">Earlier today rejected </w:t>
+        <w:t xml:space="preserve">Earlier today </w:t>
+      </w:r>
+      <w:proofErr w:type="gramStart"/>
+      <w:r>
+        <w:t>rejected</w:t>
+      </w:r>
+      <w:proofErr w:type="gramEnd"/>
+      <w:r>
+        <w:t xml:space="preserve"> </w:t>
       </w:r>
     </w:p>
     <w:p>
@@ -3036,13 +3406,21 @@
       <w:r>
         <w:object w:dxaOrig="225" w:dyaOrig="225" w14:anchorId="310DF4AF">
           <v:shape id="_x0000_i1385" type="#_x0000_t75" style="width:18pt;height:15.7pt" o:ole="">
-            <v:imagedata r:id="rId10" o:title=""/>
+            <v:imagedata r:id="rId12" o:title=""/>
           </v:shape>
-          <w:control r:id="rId41" w:name="DefaultOcxName30" w:shapeid="_x0000_i1385"/>
+          <w:control r:id="rId43" w:name="DefaultOcxName30" w:shapeid="_x0000_i1385"/>
         </w:object>
       </w:r>
       <w:r>
-        <w:t xml:space="preserve">Current time accepted </w:t>
+        <w:t xml:space="preserve">Current time </w:t>
+      </w:r>
+      <w:proofErr w:type="gramStart"/>
+      <w:r>
+        <w:t>accepted</w:t>
+      </w:r>
+      <w:proofErr w:type="gramEnd"/>
+      <w:r>
+        <w:t xml:space="preserve"> </w:t>
       </w:r>
     </w:p>
     <w:p>
@@ -3056,13 +3434,21 @@
       <w:r>
         <w:object w:dxaOrig="225" w:dyaOrig="225" w14:anchorId="7F70A2CE">
           <v:shape id="_x0000_i1384" type="#_x0000_t75" style="width:18pt;height:15.7pt" o:ole="">
-            <v:imagedata r:id="rId10" o:title=""/>
+            <v:imagedata r:id="rId12" o:title=""/>
           </v:shape>
-          <w:control r:id="rId42" w:name="DefaultOcxName31" w:shapeid="_x0000_i1384"/>
+          <w:control r:id="rId44" w:name="DefaultOcxName31" w:shapeid="_x0000_i1384"/>
         </w:object>
       </w:r>
       <w:r>
-        <w:t xml:space="preserve">Future time accepted </w:t>
+        <w:t xml:space="preserve">Future time </w:t>
+      </w:r>
+      <w:proofErr w:type="gramStart"/>
+      <w:r>
+        <w:t>accepted</w:t>
+      </w:r>
+      <w:proofErr w:type="gramEnd"/>
+      <w:r>
+        <w:t xml:space="preserve"> </w:t>
       </w:r>
     </w:p>
     <w:p>
@@ -3076,13 +3462,21 @@
       <w:r>
         <w:object w:dxaOrig="225" w:dyaOrig="225" w14:anchorId="1F22B2BF">
           <v:shape id="_x0000_i1383" type="#_x0000_t75" style="width:18pt;height:15.7pt" o:ole="">
-            <v:imagedata r:id="rId10" o:title=""/>
+            <v:imagedata r:id="rId12" o:title=""/>
           </v:shape>
-          <w:control r:id="rId43" w:name="DefaultOcxName32" w:shapeid="_x0000_i1383"/>
+          <w:control r:id="rId45" w:name="DefaultOcxName32" w:shapeid="_x0000_i1383"/>
         </w:object>
       </w:r>
       <w:r>
-        <w:t xml:space="preserve">Future date accepted </w:t>
+        <w:t xml:space="preserve">Future date </w:t>
+      </w:r>
+      <w:proofErr w:type="gramStart"/>
+      <w:r>
+        <w:t>accepted</w:t>
+      </w:r>
+      <w:proofErr w:type="gramEnd"/>
+      <w:r>
+        <w:t xml:space="preserve"> </w:t>
       </w:r>
     </w:p>
     <w:p>
@@ -3299,8 +3693,13 @@
         <w:pStyle w:val="Heading2"/>
       </w:pPr>
       <w:r>
-        <w:t>Submission Behavior</w:t>
-      </w:r>
+        <w:t xml:space="preserve">Submission </w:t>
+      </w:r>
+      <w:proofErr w:type="spellStart"/>
+      <w:r>
+        <w:t>Behavior</w:t>
+      </w:r>
+      <w:proofErr w:type="spellEnd"/>
     </w:p>
     <w:p>
       <w:pPr>
@@ -3313,13 +3712,21 @@
       <w:r>
         <w:object w:dxaOrig="225" w:dyaOrig="225" w14:anchorId="7C1258C7">
           <v:shape id="_x0000_i1382" type="#_x0000_t75" style="width:18pt;height:15.7pt" o:ole="">
-            <v:imagedata r:id="rId10" o:title=""/>
+            <v:imagedata r:id="rId12" o:title=""/>
           </v:shape>
-          <w:control r:id="rId44" w:name="DefaultOcxName33" w:shapeid="_x0000_i1382"/>
+          <w:control r:id="rId46" w:name="DefaultOcxName33" w:shapeid="_x0000_i1382"/>
         </w:object>
       </w:r>
       <w:r>
-        <w:t xml:space="preserve">Form submits WITHOUT page refresh </w:t>
+        <w:t xml:space="preserve">Form submits WITHOUT page </w:t>
+      </w:r>
+      <w:proofErr w:type="gramStart"/>
+      <w:r>
+        <w:t>refresh</w:t>
+      </w:r>
+      <w:proofErr w:type="gramEnd"/>
+      <w:r>
+        <w:t xml:space="preserve"> </w:t>
       </w:r>
     </w:p>
     <w:p>
@@ -3333,13 +3740,21 @@
       <w:r>
         <w:object w:dxaOrig="225" w:dyaOrig="225" w14:anchorId="66E4C1A7">
           <v:shape id="_x0000_i1381" type="#_x0000_t75" style="width:18pt;height:15.7pt" o:ole="">
-            <v:imagedata r:id="rId10" o:title=""/>
+            <v:imagedata r:id="rId12" o:title=""/>
           </v:shape>
-          <w:control r:id="rId45" w:name="DefaultOcxName34" w:shapeid="_x0000_i1381"/>
+          <w:control r:id="rId47" w:name="DefaultOcxName34" w:shapeid="_x0000_i1381"/>
         </w:object>
       </w:r>
       <w:r>
-        <w:t xml:space="preserve">Fetch request successfully reaches PHP backend </w:t>
+        <w:t xml:space="preserve">Fetch request successfully reaches PHP </w:t>
+      </w:r>
+      <w:proofErr w:type="gramStart"/>
+      <w:r>
+        <w:t>backend</w:t>
+      </w:r>
+      <w:proofErr w:type="gramEnd"/>
+      <w:r>
+        <w:t xml:space="preserve"> </w:t>
       </w:r>
     </w:p>
     <w:p>
@@ -3353,13 +3768,21 @@
       <w:r>
         <w:object w:dxaOrig="225" w:dyaOrig="225" w14:anchorId="70E60B24">
           <v:shape id="_x0000_i1380" type="#_x0000_t75" style="width:18pt;height:15.7pt" o:ole="">
-            <v:imagedata r:id="rId10" o:title=""/>
+            <v:imagedata r:id="rId12" o:title=""/>
           </v:shape>
-          <w:control r:id="rId46" w:name="DefaultOcxName35" w:shapeid="_x0000_i1380"/>
+          <w:control r:id="rId48" w:name="DefaultOcxName35" w:shapeid="_x0000_i1380"/>
         </w:object>
       </w:r>
       <w:r>
-        <w:t xml:space="preserve">Response returns correctly </w:t>
+        <w:t xml:space="preserve">Response returns </w:t>
+      </w:r>
+      <w:proofErr w:type="gramStart"/>
+      <w:r>
+        <w:t>correctly</w:t>
+      </w:r>
+      <w:proofErr w:type="gramEnd"/>
+      <w:r>
+        <w:t xml:space="preserve"> </w:t>
       </w:r>
     </w:p>
     <w:p>
@@ -3373,13 +3796,21 @@
       <w:r>
         <w:object w:dxaOrig="225" w:dyaOrig="225" w14:anchorId="44465E5C">
           <v:shape id="_x0000_i1379" type="#_x0000_t75" style="width:18pt;height:15.7pt" o:ole="">
-            <v:imagedata r:id="rId10" o:title=""/>
+            <v:imagedata r:id="rId12" o:title=""/>
           </v:shape>
-          <w:control r:id="rId47" w:name="DefaultOcxName36" w:shapeid="_x0000_i1379"/>
+          <w:control r:id="rId49" w:name="DefaultOcxName36" w:shapeid="_x0000_i1379"/>
         </w:object>
       </w:r>
       <w:r>
-        <w:t xml:space="preserve">Errors handled gracefully </w:t>
+        <w:t xml:space="preserve">Errors handled </w:t>
+      </w:r>
+      <w:proofErr w:type="gramStart"/>
+      <w:r>
+        <w:t>gracefully</w:t>
+      </w:r>
+      <w:proofErr w:type="gramEnd"/>
+      <w:r>
+        <w:t xml:space="preserve"> </w:t>
       </w:r>
     </w:p>
     <w:p>
@@ -3416,9 +3847,9 @@
       <w:r>
         <w:object w:dxaOrig="225" w:dyaOrig="225" w14:anchorId="1B1FC40C">
           <v:shape id="_x0000_i1378" type="#_x0000_t75" style="width:18pt;height:15.7pt" o:ole="">
-            <v:imagedata r:id="rId10" o:title=""/>
+            <v:imagedata r:id="rId12" o:title=""/>
           </v:shape>
-          <w:control r:id="rId48" w:name="DefaultOcxName37" w:shapeid="_x0000_i1378"/>
+          <w:control r:id="rId50" w:name="DefaultOcxName37" w:shapeid="_x0000_i1378"/>
         </w:object>
       </w:r>
       <w:r>
@@ -3446,9 +3877,9 @@
       <w:r>
         <w:object w:dxaOrig="225" w:dyaOrig="225" w14:anchorId="2CB0B0FD">
           <v:shape id="_x0000_i1377" type="#_x0000_t75" style="width:18pt;height:15.7pt" o:ole="">
-            <v:imagedata r:id="rId10" o:title=""/>
+            <v:imagedata r:id="rId12" o:title=""/>
           </v:shape>
-          <w:control r:id="rId49" w:name="DefaultOcxName38" w:shapeid="_x0000_i1377"/>
+          <w:control r:id="rId51" w:name="DefaultOcxName38" w:shapeid="_x0000_i1377"/>
         </w:object>
       </w:r>
       <w:r>
@@ -3476,13 +3907,21 @@
       <w:r>
         <w:object w:dxaOrig="225" w:dyaOrig="225" w14:anchorId="1182AF55">
           <v:shape id="_x0000_i1376" type="#_x0000_t75" style="width:18pt;height:15.7pt" o:ole="">
-            <v:imagedata r:id="rId10" o:title=""/>
+            <v:imagedata r:id="rId12" o:title=""/>
           </v:shape>
-          <w:control r:id="rId50" w:name="DefaultOcxName39" w:shapeid="_x0000_i1376"/>
+          <w:control r:id="rId52" w:name="DefaultOcxName39" w:shapeid="_x0000_i1376"/>
         </w:object>
       </w:r>
       <w:r>
-        <w:t xml:space="preserve">Padding works properly </w:t>
+        <w:t xml:space="preserve">Padding works </w:t>
+      </w:r>
+      <w:proofErr w:type="gramStart"/>
+      <w:r>
+        <w:t>properly</w:t>
+      </w:r>
+      <w:proofErr w:type="gramEnd"/>
+      <w:r>
+        <w:t xml:space="preserve"> </w:t>
       </w:r>
     </w:p>
     <w:p>
@@ -3617,8 +4056,13 @@
         <w:pStyle w:val="Heading2"/>
       </w:pPr>
       <w:r>
-        <w:t>Incremental Behavior</w:t>
-      </w:r>
+        <w:t xml:space="preserve">Incremental </w:t>
+      </w:r>
+      <w:proofErr w:type="spellStart"/>
+      <w:r>
+        <w:t>Behavior</w:t>
+      </w:r>
+      <w:proofErr w:type="spellEnd"/>
     </w:p>
     <w:p>
       <w:pPr>
@@ -3631,13 +4075,21 @@
       <w:r>
         <w:object w:dxaOrig="225" w:dyaOrig="225" w14:anchorId="062E0714">
           <v:shape id="_x0000_i1375" type="#_x0000_t75" style="width:18pt;height:15.7pt" o:ole="">
-            <v:imagedata r:id="rId10" o:title=""/>
+            <v:imagedata r:id="rId12" o:title=""/>
           </v:shape>
-          <w:control r:id="rId51" w:name="DefaultOcxName40" w:shapeid="_x0000_i1375"/>
+          <w:control r:id="rId53" w:name="DefaultOcxName40" w:shapeid="_x0000_i1375"/>
         </w:object>
       </w:r>
       <w:r>
-        <w:t xml:space="preserve">New bookings increment properly </w:t>
+        <w:t xml:space="preserve">New bookings increment </w:t>
+      </w:r>
+      <w:proofErr w:type="gramStart"/>
+      <w:r>
+        <w:t>properly</w:t>
+      </w:r>
+      <w:proofErr w:type="gramEnd"/>
+      <w:r>
+        <w:t xml:space="preserve"> </w:t>
       </w:r>
     </w:p>
     <w:p>
@@ -3651,13 +4103,21 @@
       <w:r>
         <w:object w:dxaOrig="225" w:dyaOrig="225" w14:anchorId="2ED24263">
           <v:shape id="_x0000_i1374" type="#_x0000_t75" style="width:18pt;height:15.7pt" o:ole="">
-            <v:imagedata r:id="rId10" o:title=""/>
+            <v:imagedata r:id="rId12" o:title=""/>
           </v:shape>
-          <w:control r:id="rId52" w:name="DefaultOcxName41" w:shapeid="_x0000_i1374"/>
+          <w:control r:id="rId54" w:name="DefaultOcxName41" w:shapeid="_x0000_i1374"/>
         </w:object>
       </w:r>
       <w:r>
-        <w:t xml:space="preserve">No duplicate references generated </w:t>
+        <w:t xml:space="preserve">No duplicate references </w:t>
+      </w:r>
+      <w:proofErr w:type="gramStart"/>
+      <w:r>
+        <w:t>generated</w:t>
+      </w:r>
+      <w:proofErr w:type="gramEnd"/>
+      <w:r>
+        <w:t xml:space="preserve"> </w:t>
       </w:r>
     </w:p>
     <w:p>
@@ -3694,13 +4154,21 @@
       <w:r>
         <w:object w:dxaOrig="225" w:dyaOrig="225" w14:anchorId="4C4BF246">
           <v:shape id="_x0000_i1373" type="#_x0000_t75" style="width:18pt;height:15.7pt" o:ole="">
-            <v:imagedata r:id="rId10" o:title=""/>
+            <v:imagedata r:id="rId12" o:title=""/>
           </v:shape>
-          <w:control r:id="rId53" w:name="DefaultOcxName42" w:shapeid="_x0000_i1373"/>
+          <w:control r:id="rId55" w:name="DefaultOcxName42" w:shapeid="_x0000_i1373"/>
         </w:object>
       </w:r>
       <w:r>
-        <w:t xml:space="preserve">Booking inserted into database </w:t>
+        <w:t xml:space="preserve">Booking inserted into </w:t>
+      </w:r>
+      <w:proofErr w:type="gramStart"/>
+      <w:r>
+        <w:t>database</w:t>
+      </w:r>
+      <w:proofErr w:type="gramEnd"/>
+      <w:r>
+        <w:t xml:space="preserve"> </w:t>
       </w:r>
     </w:p>
     <w:p>
@@ -3714,13 +4182,21 @@
       <w:r>
         <w:object w:dxaOrig="225" w:dyaOrig="225" w14:anchorId="189A4CE3">
           <v:shape id="_x0000_i1372" type="#_x0000_t75" style="width:18pt;height:15.7pt" o:ole="">
-            <v:imagedata r:id="rId10" o:title=""/>
+            <v:imagedata r:id="rId12" o:title=""/>
           </v:shape>
-          <w:control r:id="rId54" w:name="DefaultOcxName43" w:shapeid="_x0000_i1372"/>
+          <w:control r:id="rId56" w:name="DefaultOcxName43" w:shapeid="_x0000_i1372"/>
         </w:object>
       </w:r>
       <w:r>
-        <w:t xml:space="preserve">Correct customer data stored </w:t>
+        <w:t xml:space="preserve">Correct customer data </w:t>
+      </w:r>
+      <w:proofErr w:type="gramStart"/>
+      <w:r>
+        <w:t>stored</w:t>
+      </w:r>
+      <w:proofErr w:type="gramEnd"/>
+      <w:r>
+        <w:t xml:space="preserve"> </w:t>
       </w:r>
     </w:p>
     <w:p>
@@ -3734,9 +4210,9 @@
       <w:r>
         <w:object w:dxaOrig="225" w:dyaOrig="225" w14:anchorId="728451B1">
           <v:shape id="_x0000_i1371" type="#_x0000_t75" style="width:18pt;height:15.7pt" o:ole="">
-            <v:imagedata r:id="rId10" o:title=""/>
+            <v:imagedata r:id="rId12" o:title=""/>
           </v:shape>
-          <w:control r:id="rId55" w:name="DefaultOcxName44" w:shapeid="_x0000_i1371"/>
+          <w:control r:id="rId57" w:name="DefaultOcxName44" w:shapeid="_x0000_i1371"/>
         </w:object>
       </w:r>
       <w:r>
@@ -3754,13 +4230,600 @@
       <w:r>
         <w:object w:dxaOrig="225" w:dyaOrig="225" w14:anchorId="593EDA1A">
           <v:shape id="_x0000_i1370" type="#_x0000_t75" style="width:18pt;height:15.7pt" o:ole="">
-            <v:imagedata r:id="rId10" o:title=""/>
+            <v:imagedata r:id="rId12" o:title=""/>
           </v:shape>
-          <w:control r:id="rId56" w:name="DefaultOcxName45" w:shapeid="_x0000_i1370"/>
+          <w:control r:id="rId58" w:name="DefaultOcxName45" w:shapeid="_x0000_i1370"/>
         </w:object>
       </w:r>
       <w:r>
         <w:t xml:space="preserve">Status stored as </w:t>
+      </w:r>
+      <w:r>
+        <w:rPr>
+          <w:rStyle w:val="HTMLCode"/>
+          <w:rFonts w:eastAsiaTheme="majorEastAsia"/>
+        </w:rPr>
+        <w:t>"</w:t>
+      </w:r>
+      <w:proofErr w:type="gramStart"/>
+      <w:r>
+        <w:rPr>
+          <w:rStyle w:val="HTMLCode"/>
+          <w:rFonts w:eastAsiaTheme="majorEastAsia"/>
+        </w:rPr>
+        <w:t>unassigned"</w:t>
+      </w:r>
+      <w:proofErr w:type="gramEnd"/>
+      <w:r>
+        <w:t xml:space="preserve"> </w:t>
+      </w:r>
+    </w:p>
+    <w:p>
+      <w:r>
+        <w:lastRenderedPageBreak/>
+        <w:pict w14:anchorId="5B41F960">
+          <v:rect id="_x0000_i1036" style="width:0;height:1.5pt" o:hralign="center" o:hrstd="t" o:hr="t" fillcolor="#a0a0a0" stroked="f"/>
+        </w:pict>
+      </w:r>
+    </w:p>
+    <w:p>
+      <w:pPr>
+        <w:pStyle w:val="Heading1"/>
+      </w:pPr>
+      <w:r>
+        <w:t>8. Confirmation Message Tests (Task 2.1.4)</w:t>
+      </w:r>
+    </w:p>
+    <w:p>
+      <w:pPr>
+        <w:pStyle w:val="Heading2"/>
+      </w:pPr>
+      <w:r>
+        <w:t>Display</w:t>
+      </w:r>
+    </w:p>
+    <w:p>
+      <w:pPr>
+        <w:pStyle w:val="task-list-item"/>
+        <w:numPr>
+          <w:ilvl w:val="0"/>
+          <w:numId w:val="29"/>
+        </w:numPr>
+      </w:pPr>
+      <w:r>
+        <w:object w:dxaOrig="225" w:dyaOrig="225" w14:anchorId="0D08C13A">
+          <v:shape id="_x0000_i1369" type="#_x0000_t75" style="width:18pt;height:15.7pt" o:ole="">
+            <v:imagedata r:id="rId12" o:title=""/>
+          </v:shape>
+          <w:control r:id="rId59" w:name="DefaultOcxName46" w:shapeid="_x0000_i1369"/>
+        </w:object>
+      </w:r>
+      <w:r>
+        <w:t xml:space="preserve">Message appears on SAME </w:t>
+      </w:r>
+      <w:proofErr w:type="gramStart"/>
+      <w:r>
+        <w:t>page</w:t>
+      </w:r>
+      <w:proofErr w:type="gramEnd"/>
+      <w:r>
+        <w:t xml:space="preserve"> </w:t>
+      </w:r>
+    </w:p>
+    <w:p>
+      <w:pPr>
+        <w:pStyle w:val="task-list-item"/>
+        <w:numPr>
+          <w:ilvl w:val="0"/>
+          <w:numId w:val="29"/>
+        </w:numPr>
+      </w:pPr>
+      <w:r>
+        <w:object w:dxaOrig="225" w:dyaOrig="225" w14:anchorId="23E99062">
+          <v:shape id="_x0000_i1368" type="#_x0000_t75" style="width:18pt;height:15.7pt" o:ole="">
+            <v:imagedata r:id="rId12" o:title=""/>
+          </v:shape>
+          <w:control r:id="rId60" w:name="DefaultOcxName47" w:shapeid="_x0000_i1368"/>
+        </w:object>
+      </w:r>
+      <w:r>
+        <w:t xml:space="preserve">Message inserted into element with id </w:t>
+      </w:r>
+      <w:proofErr w:type="gramStart"/>
+      <w:r>
+        <w:rPr>
+          <w:rStyle w:val="HTMLCode"/>
+          <w:rFonts w:eastAsiaTheme="majorEastAsia"/>
+        </w:rPr>
+        <w:t>reference</w:t>
+      </w:r>
+      <w:proofErr w:type="gramEnd"/>
+      <w:r>
+        <w:t xml:space="preserve"> </w:t>
+      </w:r>
+    </w:p>
+    <w:p>
+      <w:pPr>
+        <w:pStyle w:val="NormalWeb"/>
+      </w:pPr>
+      <w:r>
+        <w:t>Example:</w:t>
+      </w:r>
+    </w:p>
+    <w:p>
+      <w:pPr>
+        <w:pStyle w:val="HTMLPreformatted"/>
+      </w:pPr>
+      <w:r>
+        <w:rPr>
+          <w:rStyle w:val="13"/>
+          <w:rFonts w:eastAsiaTheme="majorEastAsia"/>
+        </w:rPr>
+        <w:t>&lt;p</w:t>
+      </w:r>
+      <w:r>
+        <w:rPr>
+          <w:rStyle w:val="HTMLCode"/>
+          <w:rFonts w:eastAsiaTheme="majorEastAsia"/>
+        </w:rPr>
+        <w:t xml:space="preserve"> </w:t>
+      </w:r>
+      <w:r>
+        <w:rPr>
+          <w:rStyle w:val="12"/>
+        </w:rPr>
+        <w:t>id</w:t>
+      </w:r>
+      <w:r>
+        <w:rPr>
+          <w:rStyle w:val="v"/>
+          <w:rFonts w:eastAsiaTheme="majorEastAsia"/>
+        </w:rPr>
+        <w:t>=</w:t>
+      </w:r>
+      <w:r>
+        <w:rPr>
+          <w:rStyle w:val="z"/>
+        </w:rPr>
+        <w:t>"reference"</w:t>
+      </w:r>
+      <w:r>
+        <w:rPr>
+          <w:rStyle w:val="13"/>
+          <w:rFonts w:eastAsiaTheme="majorEastAsia"/>
+        </w:rPr>
+        <w:t>&gt;&lt;/p&gt;</w:t>
+      </w:r>
+    </w:p>
+    <w:p>
+      <w:r>
+        <w:pict w14:anchorId="5254CFED">
+          <v:rect id="_x0000_i1037" style="width:0;height:1.5pt" o:hralign="center" o:hrstd="t" o:hr="t" fillcolor="#a0a0a0" stroked="f"/>
+        </w:pict>
+      </w:r>
+    </w:p>
+    <w:p>
+      <w:pPr>
+        <w:pStyle w:val="Heading2"/>
+      </w:pPr>
+      <w:r>
+        <w:t>Content Requirements</w:t>
+      </w:r>
+    </w:p>
+    <w:p>
+      <w:pPr>
+        <w:pStyle w:val="NormalWeb"/>
+      </w:pPr>
+      <w:r>
+        <w:t>Message must include:</w:t>
+      </w:r>
+    </w:p>
+    <w:p>
+      <w:pPr>
+        <w:pStyle w:val="task-list-item"/>
+        <w:numPr>
+          <w:ilvl w:val="0"/>
+          <w:numId w:val="30"/>
+        </w:numPr>
+      </w:pPr>
+      <w:r>
+        <w:object w:dxaOrig="225" w:dyaOrig="225" w14:anchorId="1AB98626">
+          <v:shape id="_x0000_i1367" type="#_x0000_t75" style="width:18pt;height:15.7pt" o:ole="">
+            <v:imagedata r:id="rId12" o:title=""/>
+          </v:shape>
+          <w:control r:id="rId61" w:name="DefaultOcxName48" w:shapeid="_x0000_i1367"/>
+        </w:object>
+      </w:r>
+      <w:r>
+        <w:t>“</w:t>
+      </w:r>
+      <w:proofErr w:type="gramStart"/>
+      <w:r>
+        <w:t>booking</w:t>
+      </w:r>
+      <w:proofErr w:type="gramEnd"/>
+      <w:r>
+        <w:t xml:space="preserve"> reference number” </w:t>
+      </w:r>
+    </w:p>
+    <w:p>
+      <w:pPr>
+        <w:pStyle w:val="task-list-item"/>
+        <w:numPr>
+          <w:ilvl w:val="0"/>
+          <w:numId w:val="30"/>
+        </w:numPr>
+      </w:pPr>
+      <w:r>
+        <w:object w:dxaOrig="225" w:dyaOrig="225" w14:anchorId="5A5C2B7B">
+          <v:shape id="_x0000_i1366" type="#_x0000_t75" style="width:18pt;height:15.7pt" o:ole="">
+            <v:imagedata r:id="rId12" o:title=""/>
+          </v:shape>
+          <w:control r:id="rId62" w:name="DefaultOcxName49" w:shapeid="_x0000_i1366"/>
+        </w:object>
+      </w:r>
+      <w:r>
+        <w:t>“</w:t>
+      </w:r>
+      <w:proofErr w:type="gramStart"/>
+      <w:r>
+        <w:t>pickup</w:t>
+      </w:r>
+      <w:proofErr w:type="gramEnd"/>
+      <w:r>
+        <w:t xml:space="preserve"> time” </w:t>
+      </w:r>
+    </w:p>
+    <w:p>
+      <w:pPr>
+        <w:pStyle w:val="task-list-item"/>
+        <w:numPr>
+          <w:ilvl w:val="0"/>
+          <w:numId w:val="30"/>
+        </w:numPr>
+      </w:pPr>
+      <w:r>
+        <w:object w:dxaOrig="225" w:dyaOrig="225" w14:anchorId="1CFCF90F">
+          <v:shape id="_x0000_i1365" type="#_x0000_t75" style="width:18pt;height:15.7pt" o:ole="">
+            <v:imagedata r:id="rId12" o:title=""/>
+          </v:shape>
+          <w:control r:id="rId63" w:name="DefaultOcxName50" w:shapeid="_x0000_i1365"/>
+        </w:object>
+      </w:r>
+      <w:r>
+        <w:t>“</w:t>
+      </w:r>
+      <w:proofErr w:type="gramStart"/>
+      <w:r>
+        <w:t>pickup</w:t>
+      </w:r>
+      <w:proofErr w:type="gramEnd"/>
+      <w:r>
+        <w:t xml:space="preserve"> date” </w:t>
+      </w:r>
+    </w:p>
+    <w:p>
+      <w:r>
+        <w:pict w14:anchorId="2FEB7317">
+          <v:rect id="_x0000_i1038" style="width:0;height:1.5pt" o:hralign="center" o:hrstd="t" o:hr="t" fillcolor="#a0a0a0" stroked="f"/>
+        </w:pict>
+      </w:r>
+    </w:p>
+    <w:p>
+      <w:pPr>
+        <w:pStyle w:val="Heading2"/>
+      </w:pPr>
+      <w:r>
+        <w:t>Format Tests</w:t>
+      </w:r>
+    </w:p>
+    <w:p>
+      <w:pPr>
+        <w:pStyle w:val="task-list-item"/>
+        <w:numPr>
+          <w:ilvl w:val="0"/>
+          <w:numId w:val="31"/>
+        </w:numPr>
+      </w:pPr>
+      <w:r>
+        <w:object w:dxaOrig="225" w:dyaOrig="225" w14:anchorId="76AB0D7F">
+          <v:shape id="_x0000_i1364" type="#_x0000_t75" style="width:18pt;height:15.7pt" o:ole="">
+            <v:imagedata r:id="rId12" o:title=""/>
+          </v:shape>
+          <w:control r:id="rId64" w:name="DefaultOcxName51" w:shapeid="_x0000_i1364"/>
+        </w:object>
+      </w:r>
+      <w:r>
+        <w:t xml:space="preserve">Booking number format correct </w:t>
+      </w:r>
+    </w:p>
+    <w:p>
+      <w:pPr>
+        <w:pStyle w:val="task-list-item"/>
+        <w:numPr>
+          <w:ilvl w:val="0"/>
+          <w:numId w:val="31"/>
+        </w:numPr>
+      </w:pPr>
+      <w:r>
+        <w:object w:dxaOrig="225" w:dyaOrig="225" w14:anchorId="1B31C0AB">
+          <v:shape id="_x0000_i1363" type="#_x0000_t75" style="width:18pt;height:15.7pt" o:ole="">
+            <v:imagedata r:id="rId12" o:title=""/>
+          </v:shape>
+          <w:control r:id="rId65" w:name="DefaultOcxName52" w:shapeid="_x0000_i1363"/>
+        </w:object>
+      </w:r>
+      <w:r>
+        <w:t xml:space="preserve">Time shown in 24h </w:t>
+      </w:r>
+      <w:proofErr w:type="gramStart"/>
+      <w:r>
+        <w:t>format</w:t>
+      </w:r>
+      <w:proofErr w:type="gramEnd"/>
+      <w:r>
+        <w:t xml:space="preserve"> </w:t>
+      </w:r>
+    </w:p>
+    <w:p>
+      <w:pPr>
+        <w:pStyle w:val="task-list-item"/>
+        <w:numPr>
+          <w:ilvl w:val="0"/>
+          <w:numId w:val="31"/>
+        </w:numPr>
+      </w:pPr>
+      <w:r>
+        <w:object w:dxaOrig="225" w:dyaOrig="225" w14:anchorId="5EB91997">
+          <v:shape id="_x0000_i1362" type="#_x0000_t75" style="width:18pt;height:15.7pt" o:ole="">
+            <v:imagedata r:id="rId12" o:title=""/>
+          </v:shape>
+          <w:control r:id="rId66" w:name="DefaultOcxName53" w:shapeid="_x0000_i1362"/>
+        </w:object>
+      </w:r>
+      <w:r>
+        <w:t xml:space="preserve">Date shown in DD/MM/YYYY </w:t>
+      </w:r>
+    </w:p>
+    <w:p>
+      <w:pPr>
+        <w:pStyle w:val="NormalWeb"/>
+      </w:pPr>
+      <w:r>
+        <w:t>Example valid output:</w:t>
+      </w:r>
+    </w:p>
+    <w:p>
+      <w:pPr>
+        <w:pStyle w:val="HTMLPreformatted"/>
+      </w:pPr>
+      <w:r>
+        <w:rPr>
+          <w:rStyle w:val="HTMLCode"/>
+          <w:rFonts w:eastAsiaTheme="majorEastAsia"/>
+        </w:rPr>
+        <w:t>Thank you for your booking!</w:t>
+      </w:r>
+      <w:r>
+        <w:br/>
+      </w:r>
+      <w:r>
+        <w:br/>
+      </w:r>
+      <w:r>
+        <w:rPr>
+          <w:rStyle w:val="HTMLCode"/>
+          <w:rFonts w:eastAsiaTheme="majorEastAsia"/>
+        </w:rPr>
+        <w:t>Booking reference number: BRN00001</w:t>
+      </w:r>
+      <w:r>
+        <w:br/>
+      </w:r>
+      <w:r>
+        <w:rPr>
+          <w:rStyle w:val="HTMLCode"/>
+          <w:rFonts w:eastAsiaTheme="majorEastAsia"/>
+        </w:rPr>
+        <w:t>Pickup time: 16:01</w:t>
+      </w:r>
+      <w:r>
+        <w:br/>
+      </w:r>
+      <w:r>
+        <w:rPr>
+          <w:rStyle w:val="HTMLCode"/>
+          <w:rFonts w:eastAsiaTheme="majorEastAsia"/>
+        </w:rPr>
+        <w:t xml:space="preserve">Pickup date: </w:t>
+      </w:r>
+      <w:proofErr w:type="gramStart"/>
+      <w:r>
+        <w:rPr>
+          <w:rStyle w:val="HTMLCode"/>
+          <w:rFonts w:eastAsiaTheme="majorEastAsia"/>
+        </w:rPr>
+        <w:t>25/05/2026</w:t>
+      </w:r>
+      <w:proofErr w:type="gramEnd"/>
+    </w:p>
+    <w:p>
+      <w:r>
+        <w:pict w14:anchorId="7E179BE8">
+          <v:rect id="_x0000_i1039" style="width:0;height:1.5pt" o:hralign="center" o:hrstd="t" o:hr="t" fillcolor="#a0a0a0" stroked="f"/>
+        </w:pict>
+      </w:r>
+    </w:p>
+    <w:p>
+      <w:pPr>
+        <w:pStyle w:val="Heading1"/>
+      </w:pPr>
+      <w:r>
+        <w:t>9. admin.html Tests (Task 2.2)</w:t>
+      </w:r>
+    </w:p>
+    <w:p>
+      <w:pPr>
+        <w:pStyle w:val="Heading2"/>
+      </w:pPr>
+      <w:r>
+        <w:t>Required Inputs</w:t>
+      </w:r>
+    </w:p>
+    <w:p>
+      <w:pPr>
+        <w:pStyle w:val="task-list-item"/>
+        <w:numPr>
+          <w:ilvl w:val="0"/>
+          <w:numId w:val="32"/>
+        </w:numPr>
+      </w:pPr>
+      <w:r>
+        <w:object w:dxaOrig="225" w:dyaOrig="225" w14:anchorId="6AC4FC41">
+          <v:shape id="_x0000_i1361" type="#_x0000_t75" style="width:18pt;height:15.7pt" o:ole="">
+            <v:imagedata r:id="rId12" o:title=""/>
+          </v:shape>
+          <w:control r:id="rId67" w:name="DefaultOcxName54" w:shapeid="_x0000_i1361"/>
+        </w:object>
+      </w:r>
+      <w:r>
+        <w:t xml:space="preserve">Search field exists with </w:t>
+      </w:r>
+      <w:r>
+        <w:rPr>
+          <w:rStyle w:val="HTMLCode"/>
+          <w:rFonts w:eastAsiaTheme="majorEastAsia"/>
+        </w:rPr>
+        <w:t>name="</w:t>
+      </w:r>
+      <w:proofErr w:type="spellStart"/>
+      <w:r>
+        <w:rPr>
+          <w:rStyle w:val="HTMLCode"/>
+          <w:rFonts w:eastAsiaTheme="majorEastAsia"/>
+        </w:rPr>
+        <w:t>bsearch</w:t>
+      </w:r>
+      <w:proofErr w:type="spellEnd"/>
+      <w:r>
+        <w:rPr>
+          <w:rStyle w:val="HTMLCode"/>
+          <w:rFonts w:eastAsiaTheme="majorEastAsia"/>
+        </w:rPr>
+        <w:t>"</w:t>
+      </w:r>
+      <w:r>
+        <w:t xml:space="preserve"> </w:t>
+      </w:r>
+    </w:p>
+    <w:p>
+      <w:pPr>
+        <w:pStyle w:val="task-list-item"/>
+        <w:numPr>
+          <w:ilvl w:val="0"/>
+          <w:numId w:val="32"/>
+        </w:numPr>
+      </w:pPr>
+      <w:r>
+        <w:object w:dxaOrig="225" w:dyaOrig="225" w14:anchorId="220E35E3">
+          <v:shape id="_x0000_i1360" type="#_x0000_t75" style="width:18pt;height:15.7pt" o:ole="">
+            <v:imagedata r:id="rId12" o:title=""/>
+          </v:shape>
+          <w:control r:id="rId68" w:name="DefaultOcxName55" w:shapeid="_x0000_i1360"/>
+        </w:object>
+      </w:r>
+      <w:r>
+        <w:t xml:space="preserve">Search button exists with </w:t>
+      </w:r>
+      <w:r>
+        <w:rPr>
+          <w:rStyle w:val="HTMLCode"/>
+          <w:rFonts w:eastAsiaTheme="majorEastAsia"/>
+        </w:rPr>
+        <w:t>name="</w:t>
+      </w:r>
+      <w:proofErr w:type="spellStart"/>
+      <w:r>
+        <w:rPr>
+          <w:rStyle w:val="HTMLCode"/>
+          <w:rFonts w:eastAsiaTheme="majorEastAsia"/>
+        </w:rPr>
+        <w:t>sbutton</w:t>
+      </w:r>
+      <w:proofErr w:type="spellEnd"/>
+      <w:r>
+        <w:rPr>
+          <w:rStyle w:val="HTMLCode"/>
+          <w:rFonts w:eastAsiaTheme="majorEastAsia"/>
+        </w:rPr>
+        <w:t>"</w:t>
+      </w:r>
+      <w:r>
+        <w:t xml:space="preserve"> </w:t>
+      </w:r>
+    </w:p>
+    <w:p>
+      <w:r>
+        <w:lastRenderedPageBreak/>
+        <w:pict w14:anchorId="16360B13">
+          <v:rect id="_x0000_i1040" style="width:0;height:1.5pt" o:hralign="center" o:hrstd="t" o:hr="t" fillcolor="#a0a0a0" stroked="f"/>
+        </w:pict>
+      </w:r>
+    </w:p>
+    <w:p>
+      <w:pPr>
+        <w:pStyle w:val="Heading1"/>
+      </w:pPr>
+      <w:r>
+        <w:t>10. Admin Search Validation Tests</w:t>
+      </w:r>
+    </w:p>
+    <w:p>
+      <w:pPr>
+        <w:pStyle w:val="Heading2"/>
+      </w:pPr>
+      <w:r>
+        <w:t>Empty Search</w:t>
+      </w:r>
+    </w:p>
+    <w:p>
+      <w:pPr>
+        <w:pStyle w:val="task-list-item"/>
+        <w:numPr>
+          <w:ilvl w:val="0"/>
+          <w:numId w:val="33"/>
+        </w:numPr>
+      </w:pPr>
+      <w:r>
+        <w:object w:dxaOrig="225" w:dyaOrig="225" w14:anchorId="3253A7ED">
+          <v:shape id="_x0000_i1359" type="#_x0000_t75" style="width:18pt;height:15.7pt" o:ole="">
+            <v:imagedata r:id="rId12" o:title=""/>
+          </v:shape>
+          <w:control r:id="rId69" w:name="DefaultOcxName56" w:shapeid="_x0000_i1359"/>
+        </w:object>
+      </w:r>
+      <w:r>
+        <w:t xml:space="preserve">Empty input returns bookings within next 2 hours only </w:t>
+      </w:r>
+    </w:p>
+    <w:p>
+      <w:pPr>
+        <w:pStyle w:val="task-list-item"/>
+        <w:numPr>
+          <w:ilvl w:val="0"/>
+          <w:numId w:val="33"/>
+        </w:numPr>
+      </w:pPr>
+      <w:r>
+        <w:object w:dxaOrig="225" w:dyaOrig="225" w14:anchorId="4E5E08A3">
+          <v:shape id="_x0000_i1358" type="#_x0000_t75" style="width:18pt;height:15.7pt" o:ole="">
+            <v:imagedata r:id="rId12" o:title=""/>
+          </v:shape>
+          <w:control r:id="rId70" w:name="DefaultOcxName57" w:shapeid="_x0000_i1358"/>
+        </w:object>
+      </w:r>
+      <w:r>
+        <w:t xml:space="preserve">Only </w:t>
       </w:r>
       <w:r>
         <w:rPr>
@@ -3770,502 +4833,15 @@
         <w:t>"unassigned"</w:t>
       </w:r>
       <w:r>
+        <w:t xml:space="preserve"> bookings </w:t>
+      </w:r>
+      <w:proofErr w:type="gramStart"/>
+      <w:r>
+        <w:t>shown</w:t>
+      </w:r>
+      <w:proofErr w:type="gramEnd"/>
+      <w:r>
         <w:t xml:space="preserve"> </w:t>
-      </w:r>
-    </w:p>
-    <w:p>
-      <w:r>
-        <w:lastRenderedPageBreak/>
-        <w:pict w14:anchorId="5B41F960">
-          <v:rect id="_x0000_i1036" style="width:0;height:1.5pt" o:hralign="center" o:hrstd="t" o:hr="t" fillcolor="#a0a0a0" stroked="f"/>
-        </w:pict>
-      </w:r>
-    </w:p>
-    <w:p>
-      <w:pPr>
-        <w:pStyle w:val="Heading1"/>
-      </w:pPr>
-      <w:r>
-        <w:t>8. Confirmation Message Tests (Task 2.1.4)</w:t>
-      </w:r>
-    </w:p>
-    <w:p>
-      <w:pPr>
-        <w:pStyle w:val="Heading2"/>
-      </w:pPr>
-      <w:r>
-        <w:t>Display</w:t>
-      </w:r>
-    </w:p>
-    <w:p>
-      <w:pPr>
-        <w:pStyle w:val="task-list-item"/>
-        <w:numPr>
-          <w:ilvl w:val="0"/>
-          <w:numId w:val="29"/>
-        </w:numPr>
-      </w:pPr>
-      <w:r>
-        <w:object w:dxaOrig="225" w:dyaOrig="225" w14:anchorId="0D08C13A">
-          <v:shape id="_x0000_i1369" type="#_x0000_t75" style="width:18pt;height:15.7pt" o:ole="">
-            <v:imagedata r:id="rId10" o:title=""/>
-          </v:shape>
-          <w:control r:id="rId57" w:name="DefaultOcxName46" w:shapeid="_x0000_i1369"/>
-        </w:object>
-      </w:r>
-      <w:r>
-        <w:t xml:space="preserve">Message appears on SAME page </w:t>
-      </w:r>
-    </w:p>
-    <w:p>
-      <w:pPr>
-        <w:pStyle w:val="task-list-item"/>
-        <w:numPr>
-          <w:ilvl w:val="0"/>
-          <w:numId w:val="29"/>
-        </w:numPr>
-      </w:pPr>
-      <w:r>
-        <w:object w:dxaOrig="225" w:dyaOrig="225" w14:anchorId="23E99062">
-          <v:shape id="_x0000_i1368" type="#_x0000_t75" style="width:18pt;height:15.7pt" o:ole="">
-            <v:imagedata r:id="rId10" o:title=""/>
-          </v:shape>
-          <w:control r:id="rId58" w:name="DefaultOcxName47" w:shapeid="_x0000_i1368"/>
-        </w:object>
-      </w:r>
-      <w:r>
-        <w:t xml:space="preserve">Message inserted into element with id </w:t>
-      </w:r>
-      <w:r>
-        <w:rPr>
-          <w:rStyle w:val="HTMLCode"/>
-          <w:rFonts w:eastAsiaTheme="majorEastAsia"/>
-        </w:rPr>
-        <w:t>reference</w:t>
-      </w:r>
-      <w:r>
-        <w:t xml:space="preserve"> </w:t>
-      </w:r>
-    </w:p>
-    <w:p>
-      <w:pPr>
-        <w:pStyle w:val="NormalWeb"/>
-      </w:pPr>
-      <w:r>
-        <w:t>Example:</w:t>
-      </w:r>
-    </w:p>
-    <w:p>
-      <w:pPr>
-        <w:pStyle w:val="HTMLPreformatted"/>
-      </w:pPr>
-      <w:r>
-        <w:rPr>
-          <w:rStyle w:val="13"/>
-          <w:rFonts w:eastAsiaTheme="majorEastAsia"/>
-        </w:rPr>
-        <w:t>&lt;p</w:t>
-      </w:r>
-      <w:r>
-        <w:rPr>
-          <w:rStyle w:val="HTMLCode"/>
-          <w:rFonts w:eastAsiaTheme="majorEastAsia"/>
-        </w:rPr>
-        <w:t xml:space="preserve"> </w:t>
-      </w:r>
-      <w:r>
-        <w:rPr>
-          <w:rStyle w:val="12"/>
-        </w:rPr>
-        <w:t>id</w:t>
-      </w:r>
-      <w:r>
-        <w:rPr>
-          <w:rStyle w:val="v"/>
-          <w:rFonts w:eastAsiaTheme="majorEastAsia"/>
-        </w:rPr>
-        <w:t>=</w:t>
-      </w:r>
-      <w:r>
-        <w:rPr>
-          <w:rStyle w:val="z"/>
-        </w:rPr>
-        <w:t>"reference"</w:t>
-      </w:r>
-      <w:r>
-        <w:rPr>
-          <w:rStyle w:val="13"/>
-          <w:rFonts w:eastAsiaTheme="majorEastAsia"/>
-        </w:rPr>
-        <w:t>&gt;&lt;/p&gt;</w:t>
-      </w:r>
-    </w:p>
-    <w:p>
-      <w:r>
-        <w:pict w14:anchorId="5254CFED">
-          <v:rect id="_x0000_i1037" style="width:0;height:1.5pt" o:hralign="center" o:hrstd="t" o:hr="t" fillcolor="#a0a0a0" stroked="f"/>
-        </w:pict>
-      </w:r>
-    </w:p>
-    <w:p>
-      <w:pPr>
-        <w:pStyle w:val="Heading2"/>
-      </w:pPr>
-      <w:r>
-        <w:t>Content Requirements</w:t>
-      </w:r>
-    </w:p>
-    <w:p>
-      <w:pPr>
-        <w:pStyle w:val="NormalWeb"/>
-      </w:pPr>
-      <w:r>
-        <w:t>Message must include:</w:t>
-      </w:r>
-    </w:p>
-    <w:p>
-      <w:pPr>
-        <w:pStyle w:val="task-list-item"/>
-        <w:numPr>
-          <w:ilvl w:val="0"/>
-          <w:numId w:val="30"/>
-        </w:numPr>
-      </w:pPr>
-      <w:r>
-        <w:object w:dxaOrig="225" w:dyaOrig="225" w14:anchorId="1AB98626">
-          <v:shape id="_x0000_i1367" type="#_x0000_t75" style="width:18pt;height:15.7pt" o:ole="">
-            <v:imagedata r:id="rId10" o:title=""/>
-          </v:shape>
-          <w:control r:id="rId59" w:name="DefaultOcxName48" w:shapeid="_x0000_i1367"/>
-        </w:object>
-      </w:r>
-      <w:r>
-        <w:t xml:space="preserve">“booking reference number” </w:t>
-      </w:r>
-    </w:p>
-    <w:p>
-      <w:pPr>
-        <w:pStyle w:val="task-list-item"/>
-        <w:numPr>
-          <w:ilvl w:val="0"/>
-          <w:numId w:val="30"/>
-        </w:numPr>
-      </w:pPr>
-      <w:r>
-        <w:object w:dxaOrig="225" w:dyaOrig="225" w14:anchorId="5A5C2B7B">
-          <v:shape id="_x0000_i1366" type="#_x0000_t75" style="width:18pt;height:15.7pt" o:ole="">
-            <v:imagedata r:id="rId10" o:title=""/>
-          </v:shape>
-          <w:control r:id="rId60" w:name="DefaultOcxName49" w:shapeid="_x0000_i1366"/>
-        </w:object>
-      </w:r>
-      <w:r>
-        <w:t xml:space="preserve">“pickup time” </w:t>
-      </w:r>
-    </w:p>
-    <w:p>
-      <w:pPr>
-        <w:pStyle w:val="task-list-item"/>
-        <w:numPr>
-          <w:ilvl w:val="0"/>
-          <w:numId w:val="30"/>
-        </w:numPr>
-      </w:pPr>
-      <w:r>
-        <w:object w:dxaOrig="225" w:dyaOrig="225" w14:anchorId="1CFCF90F">
-          <v:shape id="_x0000_i1365" type="#_x0000_t75" style="width:18pt;height:15.7pt" o:ole="">
-            <v:imagedata r:id="rId10" o:title=""/>
-          </v:shape>
-          <w:control r:id="rId61" w:name="DefaultOcxName50" w:shapeid="_x0000_i1365"/>
-        </w:object>
-      </w:r>
-      <w:r>
-        <w:t xml:space="preserve">“pickup date” </w:t>
-      </w:r>
-    </w:p>
-    <w:p>
-      <w:r>
-        <w:pict w14:anchorId="2FEB7317">
-          <v:rect id="_x0000_i1038" style="width:0;height:1.5pt" o:hralign="center" o:hrstd="t" o:hr="t" fillcolor="#a0a0a0" stroked="f"/>
-        </w:pict>
-      </w:r>
-    </w:p>
-    <w:p>
-      <w:pPr>
-        <w:pStyle w:val="Heading2"/>
-      </w:pPr>
-      <w:r>
-        <w:t>Format Tests</w:t>
-      </w:r>
-    </w:p>
-    <w:p>
-      <w:pPr>
-        <w:pStyle w:val="task-list-item"/>
-        <w:numPr>
-          <w:ilvl w:val="0"/>
-          <w:numId w:val="31"/>
-        </w:numPr>
-      </w:pPr>
-      <w:r>
-        <w:object w:dxaOrig="225" w:dyaOrig="225" w14:anchorId="76AB0D7F">
-          <v:shape id="_x0000_i1364" type="#_x0000_t75" style="width:18pt;height:15.7pt" o:ole="">
-            <v:imagedata r:id="rId10" o:title=""/>
-          </v:shape>
-          <w:control r:id="rId62" w:name="DefaultOcxName51" w:shapeid="_x0000_i1364"/>
-        </w:object>
-      </w:r>
-      <w:r>
-        <w:t xml:space="preserve">Booking number format correct </w:t>
-      </w:r>
-    </w:p>
-    <w:p>
-      <w:pPr>
-        <w:pStyle w:val="task-list-item"/>
-        <w:numPr>
-          <w:ilvl w:val="0"/>
-          <w:numId w:val="31"/>
-        </w:numPr>
-      </w:pPr>
-      <w:r>
-        <w:object w:dxaOrig="225" w:dyaOrig="225" w14:anchorId="1B31C0AB">
-          <v:shape id="_x0000_i1363" type="#_x0000_t75" style="width:18pt;height:15.7pt" o:ole="">
-            <v:imagedata r:id="rId10" o:title=""/>
-          </v:shape>
-          <w:control r:id="rId63" w:name="DefaultOcxName52" w:shapeid="_x0000_i1363"/>
-        </w:object>
-      </w:r>
-      <w:r>
-        <w:t xml:space="preserve">Time shown in 24h format </w:t>
-      </w:r>
-    </w:p>
-    <w:p>
-      <w:pPr>
-        <w:pStyle w:val="task-list-item"/>
-        <w:numPr>
-          <w:ilvl w:val="0"/>
-          <w:numId w:val="31"/>
-        </w:numPr>
-      </w:pPr>
-      <w:r>
-        <w:object w:dxaOrig="225" w:dyaOrig="225" w14:anchorId="5EB91997">
-          <v:shape id="_x0000_i1362" type="#_x0000_t75" style="width:18pt;height:15.7pt" o:ole="">
-            <v:imagedata r:id="rId10" o:title=""/>
-          </v:shape>
-          <w:control r:id="rId64" w:name="DefaultOcxName53" w:shapeid="_x0000_i1362"/>
-        </w:object>
-      </w:r>
-      <w:r>
-        <w:t xml:space="preserve">Date shown in DD/MM/YYYY </w:t>
-      </w:r>
-    </w:p>
-    <w:p>
-      <w:pPr>
-        <w:pStyle w:val="NormalWeb"/>
-      </w:pPr>
-      <w:r>
-        <w:t>Example valid output:</w:t>
-      </w:r>
-    </w:p>
-    <w:p>
-      <w:pPr>
-        <w:pStyle w:val="HTMLPreformatted"/>
-      </w:pPr>
-      <w:r>
-        <w:rPr>
-          <w:rStyle w:val="HTMLCode"/>
-          <w:rFonts w:eastAsiaTheme="majorEastAsia"/>
-        </w:rPr>
-        <w:t>Thank you for your booking!</w:t>
-      </w:r>
-      <w:r>
-        <w:br/>
-      </w:r>
-      <w:r>
-        <w:br/>
-      </w:r>
-      <w:r>
-        <w:rPr>
-          <w:rStyle w:val="HTMLCode"/>
-          <w:rFonts w:eastAsiaTheme="majorEastAsia"/>
-        </w:rPr>
-        <w:t>Booking reference number: BRN00001</w:t>
-      </w:r>
-      <w:r>
-        <w:br/>
-      </w:r>
-      <w:r>
-        <w:rPr>
-          <w:rStyle w:val="HTMLCode"/>
-          <w:rFonts w:eastAsiaTheme="majorEastAsia"/>
-        </w:rPr>
-        <w:t>Pickup time: 16:01</w:t>
-      </w:r>
-      <w:r>
-        <w:br/>
-      </w:r>
-      <w:r>
-        <w:rPr>
-          <w:rStyle w:val="HTMLCode"/>
-          <w:rFonts w:eastAsiaTheme="majorEastAsia"/>
-        </w:rPr>
-        <w:t>Pickup date: 25/05/2026</w:t>
-      </w:r>
-    </w:p>
-    <w:p>
-      <w:r>
-        <w:pict w14:anchorId="7E179BE8">
-          <v:rect id="_x0000_i1039" style="width:0;height:1.5pt" o:hralign="center" o:hrstd="t" o:hr="t" fillcolor="#a0a0a0" stroked="f"/>
-        </w:pict>
-      </w:r>
-    </w:p>
-    <w:p>
-      <w:pPr>
-        <w:pStyle w:val="Heading1"/>
-      </w:pPr>
-      <w:r>
-        <w:t>9. admin.html Tests (Task 2.2)</w:t>
-      </w:r>
-    </w:p>
-    <w:p>
-      <w:pPr>
-        <w:pStyle w:val="Heading2"/>
-      </w:pPr>
-      <w:r>
-        <w:t>Required Inputs</w:t>
-      </w:r>
-    </w:p>
-    <w:p>
-      <w:pPr>
-        <w:pStyle w:val="task-list-item"/>
-        <w:numPr>
-          <w:ilvl w:val="0"/>
-          <w:numId w:val="32"/>
-        </w:numPr>
-      </w:pPr>
-      <w:r>
-        <w:object w:dxaOrig="225" w:dyaOrig="225" w14:anchorId="6AC4FC41">
-          <v:shape id="_x0000_i1361" type="#_x0000_t75" style="width:18pt;height:15.7pt" o:ole="">
-            <v:imagedata r:id="rId10" o:title=""/>
-          </v:shape>
-          <w:control r:id="rId65" w:name="DefaultOcxName54" w:shapeid="_x0000_i1361"/>
-        </w:object>
-      </w:r>
-      <w:r>
-        <w:t xml:space="preserve">Search field exists with </w:t>
-      </w:r>
-      <w:r>
-        <w:rPr>
-          <w:rStyle w:val="HTMLCode"/>
-          <w:rFonts w:eastAsiaTheme="majorEastAsia"/>
-        </w:rPr>
-        <w:t>name="bsearch"</w:t>
-      </w:r>
-      <w:r>
-        <w:t xml:space="preserve"> </w:t>
-      </w:r>
-    </w:p>
-    <w:p>
-      <w:pPr>
-        <w:pStyle w:val="task-list-item"/>
-        <w:numPr>
-          <w:ilvl w:val="0"/>
-          <w:numId w:val="32"/>
-        </w:numPr>
-      </w:pPr>
-      <w:r>
-        <w:object w:dxaOrig="225" w:dyaOrig="225" w14:anchorId="220E35E3">
-          <v:shape id="_x0000_i1360" type="#_x0000_t75" style="width:18pt;height:15.7pt" o:ole="">
-            <v:imagedata r:id="rId10" o:title=""/>
-          </v:shape>
-          <w:control r:id="rId66" w:name="DefaultOcxName55" w:shapeid="_x0000_i1360"/>
-        </w:object>
-      </w:r>
-      <w:r>
-        <w:t xml:space="preserve">Search button exists with </w:t>
-      </w:r>
-      <w:r>
-        <w:rPr>
-          <w:rStyle w:val="HTMLCode"/>
-          <w:rFonts w:eastAsiaTheme="majorEastAsia"/>
-        </w:rPr>
-        <w:t>name="sbutton"</w:t>
-      </w:r>
-      <w:r>
-        <w:t xml:space="preserve"> </w:t>
-      </w:r>
-    </w:p>
-    <w:p>
-      <w:r>
-        <w:lastRenderedPageBreak/>
-        <w:pict w14:anchorId="16360B13">
-          <v:rect id="_x0000_i1040" style="width:0;height:1.5pt" o:hralign="center" o:hrstd="t" o:hr="t" fillcolor="#a0a0a0" stroked="f"/>
-        </w:pict>
-      </w:r>
-    </w:p>
-    <w:p>
-      <w:pPr>
-        <w:pStyle w:val="Heading1"/>
-      </w:pPr>
-      <w:r>
-        <w:t>10. Admin Search Validation Tests</w:t>
-      </w:r>
-    </w:p>
-    <w:p>
-      <w:pPr>
-        <w:pStyle w:val="Heading2"/>
-      </w:pPr>
-      <w:r>
-        <w:t>Empty Search</w:t>
-      </w:r>
-    </w:p>
-    <w:p>
-      <w:pPr>
-        <w:pStyle w:val="task-list-item"/>
-        <w:numPr>
-          <w:ilvl w:val="0"/>
-          <w:numId w:val="33"/>
-        </w:numPr>
-      </w:pPr>
-      <w:r>
-        <w:object w:dxaOrig="225" w:dyaOrig="225" w14:anchorId="3253A7ED">
-          <v:shape id="_x0000_i1359" type="#_x0000_t75" style="width:18pt;height:15.7pt" o:ole="">
-            <v:imagedata r:id="rId10" o:title=""/>
-          </v:shape>
-          <w:control r:id="rId67" w:name="DefaultOcxName56" w:shapeid="_x0000_i1359"/>
-        </w:object>
-      </w:r>
-      <w:r>
-        <w:t xml:space="preserve">Empty input returns bookings within next 2 hours only </w:t>
-      </w:r>
-    </w:p>
-    <w:p>
-      <w:pPr>
-        <w:pStyle w:val="task-list-item"/>
-        <w:numPr>
-          <w:ilvl w:val="0"/>
-          <w:numId w:val="33"/>
-        </w:numPr>
-      </w:pPr>
-      <w:r>
-        <w:object w:dxaOrig="225" w:dyaOrig="225" w14:anchorId="4E5E08A3">
-          <v:shape id="_x0000_i1358" type="#_x0000_t75" style="width:18pt;height:15.7pt" o:ole="">
-            <v:imagedata r:id="rId10" o:title=""/>
-          </v:shape>
-          <w:control r:id="rId68" w:name="DefaultOcxName57" w:shapeid="_x0000_i1358"/>
-        </w:object>
-      </w:r>
-      <w:r>
-        <w:t xml:space="preserve">Only </w:t>
-      </w:r>
-      <w:r>
-        <w:rPr>
-          <w:rStyle w:val="HTMLCode"/>
-          <w:rFonts w:eastAsiaTheme="majorEastAsia"/>
-        </w:rPr>
-        <w:t>"unassigned"</w:t>
-      </w:r>
-      <w:r>
-        <w:t xml:space="preserve"> bookings shown </w:t>
       </w:r>
     </w:p>
     <w:p>
@@ -4302,9 +4878,9 @@
       <w:r>
         <w:object w:dxaOrig="225" w:dyaOrig="225" w14:anchorId="6C3919BF">
           <v:shape id="_x0000_i1357" type="#_x0000_t75" style="width:18pt;height:15.7pt" o:ole="">
-            <v:imagedata r:id="rId10" o:title=""/>
+            <v:imagedata r:id="rId12" o:title=""/>
           </v:shape>
-          <w:control r:id="rId69" w:name="DefaultOcxName58" w:shapeid="_x0000_i1357"/>
+          <w:control r:id="rId71" w:name="DefaultOcxName58" w:shapeid="_x0000_i1357"/>
         </w:object>
       </w:r>
       <w:r>
@@ -4329,9 +4905,9 @@
       <w:r>
         <w:object w:dxaOrig="225" w:dyaOrig="225" w14:anchorId="659DA779">
           <v:shape id="_x0000_i1356" type="#_x0000_t75" style="width:18pt;height:15.7pt" o:ole="">
-            <v:imagedata r:id="rId10" o:title=""/>
+            <v:imagedata r:id="rId12" o:title=""/>
           </v:shape>
-          <w:control r:id="rId70" w:name="DefaultOcxName59" w:shapeid="_x0000_i1356"/>
+          <w:control r:id="rId72" w:name="DefaultOcxName59" w:shapeid="_x0000_i1356"/>
         </w:object>
       </w:r>
       <w:r>
@@ -4356,9 +4932,9 @@
       <w:r>
         <w:object w:dxaOrig="225" w:dyaOrig="225" w14:anchorId="6C2ECD28">
           <v:shape id="_x0000_i1355" type="#_x0000_t75" style="width:18pt;height:15.7pt" o:ole="">
-            <v:imagedata r:id="rId10" o:title=""/>
+            <v:imagedata r:id="rId12" o:title=""/>
           </v:shape>
-          <w:control r:id="rId71" w:name="DefaultOcxName60" w:shapeid="_x0000_i1355"/>
+          <w:control r:id="rId73" w:name="DefaultOcxName60" w:shapeid="_x0000_i1355"/>
         </w:object>
       </w:r>
       <w:r>
@@ -4383,9 +4959,9 @@
       <w:r>
         <w:object w:dxaOrig="225" w:dyaOrig="225" w14:anchorId="5A816F91">
           <v:shape id="_x0000_i1354" type="#_x0000_t75" style="width:18pt;height:15.7pt" o:ole="">
-            <v:imagedata r:id="rId10" o:title=""/>
+            <v:imagedata r:id="rId12" o:title=""/>
           </v:shape>
-          <w:control r:id="rId72" w:name="DefaultOcxName61" w:shapeid="_x0000_i1354"/>
+          <w:control r:id="rId74" w:name="DefaultOcxName61" w:shapeid="_x0000_i1354"/>
         </w:object>
       </w:r>
       <w:r>
@@ -4433,13 +5009,21 @@
       <w:r>
         <w:object w:dxaOrig="225" w:dyaOrig="225" w14:anchorId="08300525">
           <v:shape id="_x0000_i1353" type="#_x0000_t75" style="width:18pt;height:15.7pt" o:ole="">
-            <v:imagedata r:id="rId10" o:title=""/>
+            <v:imagedata r:id="rId12" o:title=""/>
           </v:shape>
-          <w:control r:id="rId73" w:name="DefaultOcxName62" w:shapeid="_x0000_i1353"/>
+          <w:control r:id="rId75" w:name="DefaultOcxName62" w:shapeid="_x0000_i1353"/>
         </w:object>
       </w:r>
       <w:r>
-        <w:t xml:space="preserve">Existing booking found </w:t>
+        <w:t xml:space="preserve">Existing booking </w:t>
+      </w:r>
+      <w:proofErr w:type="gramStart"/>
+      <w:r>
+        <w:t>found</w:t>
+      </w:r>
+      <w:proofErr w:type="gramEnd"/>
+      <w:r>
+        <w:t xml:space="preserve"> </w:t>
       </w:r>
     </w:p>
     <w:p>
@@ -4453,13 +5037,21 @@
       <w:r>
         <w:object w:dxaOrig="225" w:dyaOrig="225" w14:anchorId="35421FF4">
           <v:shape id="_x0000_i1352" type="#_x0000_t75" style="width:18pt;height:15.7pt" o:ole="">
-            <v:imagedata r:id="rId10" o:title=""/>
+            <v:imagedata r:id="rId12" o:title=""/>
           </v:shape>
-          <w:control r:id="rId74" w:name="DefaultOcxName63" w:shapeid="_x0000_i1352"/>
+          <w:control r:id="rId76" w:name="DefaultOcxName63" w:shapeid="_x0000_i1352"/>
         </w:object>
       </w:r>
       <w:r>
-        <w:t xml:space="preserve">Non-existing booking handled gracefully </w:t>
+        <w:t xml:space="preserve">Non-existing booking handled </w:t>
+      </w:r>
+      <w:proofErr w:type="gramStart"/>
+      <w:r>
+        <w:t>gracefully</w:t>
+      </w:r>
+      <w:proofErr w:type="gramEnd"/>
+      <w:r>
+        <w:t xml:space="preserve"> </w:t>
       </w:r>
     </w:p>
     <w:p>
@@ -4479,7 +5071,15 @@
         <w:spacing w:before="100" w:beforeAutospacing="1" w:after="100" w:afterAutospacing="1"/>
       </w:pPr>
       <w:r>
-        <w:t xml:space="preserve">Existing → row displayed </w:t>
+        <w:t xml:space="preserve">Existing → row </w:t>
+      </w:r>
+      <w:proofErr w:type="gramStart"/>
+      <w:r>
+        <w:t>displayed</w:t>
+      </w:r>
+      <w:proofErr w:type="gramEnd"/>
+      <w:r>
+        <w:t xml:space="preserve"> </w:t>
       </w:r>
     </w:p>
     <w:p>
@@ -4491,7 +5091,15 @@
         <w:spacing w:before="100" w:beforeAutospacing="1" w:after="100" w:afterAutospacing="1"/>
       </w:pPr>
       <w:r>
-        <w:t xml:space="preserve">Non-existing → “No bookings found” </w:t>
+        <w:t xml:space="preserve">Non-existing → “No bookings </w:t>
+      </w:r>
+      <w:proofErr w:type="gramStart"/>
+      <w:r>
+        <w:t>found”</w:t>
+      </w:r>
+      <w:proofErr w:type="gramEnd"/>
+      <w:r>
+        <w:t xml:space="preserve"> </w:t>
       </w:r>
     </w:p>
     <w:p>
@@ -4528,9 +5136,9 @@
       <w:r>
         <w:object w:dxaOrig="225" w:dyaOrig="225" w14:anchorId="12A50FFE">
           <v:shape id="_x0000_i1351" type="#_x0000_t75" style="width:18pt;height:15.7pt" o:ole="">
-            <v:imagedata r:id="rId10" o:title=""/>
+            <v:imagedata r:id="rId12" o:title=""/>
           </v:shape>
-          <w:control r:id="rId75" w:name="DefaultOcxName64" w:shapeid="_x0000_i1351"/>
+          <w:control r:id="rId77" w:name="DefaultOcxName64" w:shapeid="_x0000_i1351"/>
         </w:object>
       </w:r>
       <w:r>
@@ -4548,9 +5156,9 @@
       <w:r>
         <w:object w:dxaOrig="225" w:dyaOrig="225" w14:anchorId="61632E95">
           <v:shape id="_x0000_i1350" type="#_x0000_t75" style="width:18pt;height:15.7pt" o:ole="">
-            <v:imagedata r:id="rId10" o:title=""/>
+            <v:imagedata r:id="rId12" o:title=""/>
           </v:shape>
-          <w:control r:id="rId76" w:name="DefaultOcxName65" w:shapeid="_x0000_i1350"/>
+          <w:control r:id="rId78" w:name="DefaultOcxName65" w:shapeid="_x0000_i1350"/>
         </w:object>
       </w:r>
       <w:r>
@@ -4568,9 +5176,9 @@
       <w:r>
         <w:object w:dxaOrig="225" w:dyaOrig="225" w14:anchorId="34FEE385">
           <v:shape id="_x0000_i1349" type="#_x0000_t75" style="width:18pt;height:15.7pt" o:ole="">
-            <v:imagedata r:id="rId10" o:title=""/>
+            <v:imagedata r:id="rId12" o:title=""/>
           </v:shape>
-          <w:control r:id="rId77" w:name="DefaultOcxName66" w:shapeid="_x0000_i1349"/>
+          <w:control r:id="rId79" w:name="DefaultOcxName66" w:shapeid="_x0000_i1349"/>
         </w:object>
       </w:r>
       <w:r>
@@ -4588,9 +5196,9 @@
       <w:r>
         <w:object w:dxaOrig="225" w:dyaOrig="225" w14:anchorId="316B338B">
           <v:shape id="_x0000_i1348" type="#_x0000_t75" style="width:18pt;height:15.7pt" o:ole="">
-            <v:imagedata r:id="rId10" o:title=""/>
+            <v:imagedata r:id="rId12" o:title=""/>
           </v:shape>
-          <w:control r:id="rId78" w:name="DefaultOcxName67" w:shapeid="_x0000_i1348"/>
+          <w:control r:id="rId80" w:name="DefaultOcxName67" w:shapeid="_x0000_i1348"/>
         </w:object>
       </w:r>
       <w:r>
@@ -4609,9 +5217,9 @@
         <w:lastRenderedPageBreak/>
         <w:object w:dxaOrig="225" w:dyaOrig="225" w14:anchorId="78A5273F">
           <v:shape id="_x0000_i1347" type="#_x0000_t75" style="width:18pt;height:15.7pt" o:ole="">
-            <v:imagedata r:id="rId10" o:title=""/>
+            <v:imagedata r:id="rId12" o:title=""/>
           </v:shape>
-          <w:control r:id="rId79" w:name="DefaultOcxName68" w:shapeid="_x0000_i1347"/>
+          <w:control r:id="rId81" w:name="DefaultOcxName68" w:shapeid="_x0000_i1347"/>
         </w:object>
       </w:r>
       <w:r>
@@ -4629,9 +5237,9 @@
       <w:r>
         <w:object w:dxaOrig="225" w:dyaOrig="225" w14:anchorId="72DF8E39">
           <v:shape id="_x0000_i1346" type="#_x0000_t75" style="width:18pt;height:15.7pt" o:ole="">
-            <v:imagedata r:id="rId10" o:title=""/>
+            <v:imagedata r:id="rId12" o:title=""/>
           </v:shape>
-          <w:control r:id="rId80" w:name="DefaultOcxName69" w:shapeid="_x0000_i1346"/>
+          <w:control r:id="rId82" w:name="DefaultOcxName69" w:shapeid="_x0000_i1346"/>
         </w:object>
       </w:r>
       <w:r>
@@ -4649,9 +5257,9 @@
       <w:r>
         <w:object w:dxaOrig="225" w:dyaOrig="225" w14:anchorId="0560281B">
           <v:shape id="_x0000_i1345" type="#_x0000_t75" style="width:18pt;height:15.7pt" o:ole="">
-            <v:imagedata r:id="rId10" o:title=""/>
+            <v:imagedata r:id="rId12" o:title=""/>
           </v:shape>
-          <w:control r:id="rId81" w:name="DefaultOcxName70" w:shapeid="_x0000_i1345"/>
+          <w:control r:id="rId83" w:name="DefaultOcxName70" w:shapeid="_x0000_i1345"/>
         </w:object>
       </w:r>
       <w:r>
@@ -4669,9 +5277,9 @@
       <w:r>
         <w:object w:dxaOrig="225" w:dyaOrig="225" w14:anchorId="54EF4FFA">
           <v:shape id="_x0000_i1344" type="#_x0000_t75" style="width:18pt;height:15.7pt" o:ole="">
-            <v:imagedata r:id="rId10" o:title=""/>
+            <v:imagedata r:id="rId12" o:title=""/>
           </v:shape>
-          <w:control r:id="rId82" w:name="DefaultOcxName71" w:shapeid="_x0000_i1344"/>
+          <w:control r:id="rId84" w:name="DefaultOcxName71" w:shapeid="_x0000_i1344"/>
         </w:object>
       </w:r>
       <w:r>
@@ -4704,9 +5312,9 @@
       <w:r>
         <w:object w:dxaOrig="225" w:dyaOrig="225" w14:anchorId="41B36582">
           <v:shape id="_x0000_i1343" type="#_x0000_t75" style="width:18pt;height:15.7pt" o:ole="">
-            <v:imagedata r:id="rId10" o:title=""/>
+            <v:imagedata r:id="rId12" o:title=""/>
           </v:shape>
-          <w:control r:id="rId83" w:name="DefaultOcxName72" w:shapeid="_x0000_i1343"/>
+          <w:control r:id="rId85" w:name="DefaultOcxName72" w:shapeid="_x0000_i1343"/>
         </w:object>
       </w:r>
       <w:r>
@@ -4724,13 +5332,21 @@
       <w:r>
         <w:object w:dxaOrig="225" w:dyaOrig="225" w14:anchorId="1A49FFA0">
           <v:shape id="_x0000_i1342" type="#_x0000_t75" style="width:18pt;height:15.7pt" o:ole="">
-            <v:imagedata r:id="rId10" o:title=""/>
+            <v:imagedata r:id="rId12" o:title=""/>
           </v:shape>
-          <w:control r:id="rId84" w:name="DefaultOcxName73" w:shapeid="_x0000_i1342"/>
+          <w:control r:id="rId86" w:name="DefaultOcxName73" w:shapeid="_x0000_i1342"/>
         </w:object>
       </w:r>
       <w:r>
-        <w:t xml:space="preserve">Correct booking data displayed </w:t>
+        <w:t xml:space="preserve">Correct booking data </w:t>
+      </w:r>
+      <w:proofErr w:type="gramStart"/>
+      <w:r>
+        <w:t>displayed</w:t>
+      </w:r>
+      <w:proofErr w:type="gramEnd"/>
+      <w:r>
+        <w:t xml:space="preserve"> </w:t>
       </w:r>
     </w:p>
     <w:p>
@@ -4744,13 +5360,21 @@
       <w:r>
         <w:object w:dxaOrig="225" w:dyaOrig="225" w14:anchorId="23E056F9">
           <v:shape id="_x0000_i1341" type="#_x0000_t75" style="width:18pt;height:15.7pt" o:ole="">
-            <v:imagedata r:id="rId10" o:title=""/>
+            <v:imagedata r:id="rId12" o:title=""/>
           </v:shape>
-          <w:control r:id="rId85" w:name="DefaultOcxName74" w:shapeid="_x0000_i1341"/>
+          <w:control r:id="rId87" w:name="DefaultOcxName74" w:shapeid="_x0000_i1341"/>
         </w:object>
       </w:r>
       <w:r>
-        <w:t xml:space="preserve">Assign button present </w:t>
+        <w:t xml:space="preserve">Assign button </w:t>
+      </w:r>
+      <w:proofErr w:type="gramStart"/>
+      <w:r>
+        <w:t>present</w:t>
+      </w:r>
+      <w:proofErr w:type="gramEnd"/>
+      <w:r>
+        <w:t xml:space="preserve"> </w:t>
       </w:r>
     </w:p>
     <w:p>
@@ -4787,13 +5411,21 @@
       <w:r>
         <w:object w:dxaOrig="225" w:dyaOrig="225" w14:anchorId="5EBCB07E">
           <v:shape id="_x0000_i1340" type="#_x0000_t75" style="width:18pt;height:15.7pt" o:ole="">
-            <v:imagedata r:id="rId10" o:title=""/>
+            <v:imagedata r:id="rId12" o:title=""/>
           </v:shape>
-          <w:control r:id="rId86" w:name="DefaultOcxName75" w:shapeid="_x0000_i1340"/>
+          <w:control r:id="rId88" w:name="DefaultOcxName75" w:shapeid="_x0000_i1340"/>
         </w:object>
       </w:r>
       <w:r>
-        <w:t xml:space="preserve">Clicking assign updates database </w:t>
+        <w:t xml:space="preserve">Clicking assign updates </w:t>
+      </w:r>
+      <w:proofErr w:type="gramStart"/>
+      <w:r>
+        <w:t>database</w:t>
+      </w:r>
+      <w:proofErr w:type="gramEnd"/>
+      <w:r>
+        <w:t xml:space="preserve"> </w:t>
       </w:r>
     </w:p>
     <w:p>
@@ -4807,9 +5439,9 @@
       <w:r>
         <w:object w:dxaOrig="225" w:dyaOrig="225" w14:anchorId="07CBBFFF">
           <v:shape id="_x0000_i1339" type="#_x0000_t75" style="width:18pt;height:15.7pt" o:ole="">
-            <v:imagedata r:id="rId10" o:title=""/>
+            <v:imagedata r:id="rId12" o:title=""/>
           </v:shape>
-          <w:control r:id="rId87" w:name="DefaultOcxName76" w:shapeid="_x0000_i1339"/>
+          <w:control r:id="rId89" w:name="DefaultOcxName76" w:shapeid="_x0000_i1339"/>
         </w:object>
       </w:r>
       <w:r>
@@ -4820,8 +5452,17 @@
           <w:rStyle w:val="HTMLCode"/>
           <w:rFonts w:eastAsiaTheme="majorEastAsia"/>
         </w:rPr>
-        <w:t>"assigned"</w:t>
-      </w:r>
+        <w:t>"</w:t>
+      </w:r>
+      <w:proofErr w:type="gramStart"/>
+      <w:r>
+        <w:rPr>
+          <w:rStyle w:val="HTMLCode"/>
+          <w:rFonts w:eastAsiaTheme="majorEastAsia"/>
+        </w:rPr>
+        <w:t>assigned"</w:t>
+      </w:r>
+      <w:proofErr w:type="gramEnd"/>
       <w:r>
         <w:t xml:space="preserve"> </w:t>
       </w:r>
@@ -4837,9 +5478,9 @@
       <w:r>
         <w:object w:dxaOrig="225" w:dyaOrig="225" w14:anchorId="2E915488">
           <v:shape id="_x0000_i1338" type="#_x0000_t75" style="width:18pt;height:15.7pt" o:ole="">
-            <v:imagedata r:id="rId10" o:title=""/>
+            <v:imagedata r:id="rId12" o:title=""/>
           </v:shape>
-          <w:control r:id="rId88" w:name="DefaultOcxName77" w:shapeid="_x0000_i1338"/>
+          <w:control r:id="rId90" w:name="DefaultOcxName77" w:shapeid="_x0000_i1338"/>
         </w:object>
       </w:r>
       <w:r>
@@ -4857,13 +5498,21 @@
       <w:r>
         <w:object w:dxaOrig="225" w:dyaOrig="225" w14:anchorId="1864B668">
           <v:shape id="_x0000_i1337" type="#_x0000_t75" style="width:18pt;height:15.7pt" o:ole="">
-            <v:imagedata r:id="rId10" o:title=""/>
+            <v:imagedata r:id="rId12" o:title=""/>
           </v:shape>
-          <w:control r:id="rId89" w:name="DefaultOcxName78" w:shapeid="_x0000_i1337"/>
+          <w:control r:id="rId91" w:name="DefaultOcxName78" w:shapeid="_x0000_i1337"/>
         </w:object>
       </w:r>
       <w:r>
-        <w:t xml:space="preserve">Confirmation message displayed </w:t>
+        <w:t xml:space="preserve">Confirmation message </w:t>
+      </w:r>
+      <w:proofErr w:type="gramStart"/>
+      <w:r>
+        <w:t>displayed</w:t>
+      </w:r>
+      <w:proofErr w:type="gramEnd"/>
+      <w:r>
+        <w:t xml:space="preserve"> </w:t>
       </w:r>
     </w:p>
     <w:p>
@@ -4912,13 +5561,21 @@
       <w:r>
         <w:object w:dxaOrig="225" w:dyaOrig="225" w14:anchorId="74AC693D">
           <v:shape id="_x0000_i1336" type="#_x0000_t75" style="width:18pt;height:15.7pt" o:ole="">
-            <v:imagedata r:id="rId10" o:title=""/>
+            <v:imagedata r:id="rId12" o:title=""/>
           </v:shape>
-          <w:control r:id="rId90" w:name="DefaultOcxName79" w:shapeid="_x0000_i1336"/>
+          <w:control r:id="rId92" w:name="DefaultOcxName79" w:shapeid="_x0000_i1336"/>
         </w:object>
       </w:r>
       <w:r>
-        <w:t xml:space="preserve">Assign button disables after assignment </w:t>
+        <w:t xml:space="preserve">Assign button disables after </w:t>
+      </w:r>
+      <w:proofErr w:type="gramStart"/>
+      <w:r>
+        <w:t>assignment</w:t>
+      </w:r>
+      <w:proofErr w:type="gramEnd"/>
+      <w:r>
+        <w:t xml:space="preserve"> </w:t>
       </w:r>
     </w:p>
     <w:p>
@@ -4932,13 +5589,21 @@
       <w:r>
         <w:object w:dxaOrig="225" w:dyaOrig="225" w14:anchorId="154E37E8">
           <v:shape id="_x0000_i1335" type="#_x0000_t75" style="width:18pt;height:15.7pt" o:ole="">
-            <v:imagedata r:id="rId10" o:title=""/>
+            <v:imagedata r:id="rId12" o:title=""/>
           </v:shape>
-          <w:control r:id="rId91" w:name="DefaultOcxName80" w:shapeid="_x0000_i1335"/>
+          <w:control r:id="rId93" w:name="DefaultOcxName80" w:shapeid="_x0000_i1335"/>
         </w:object>
       </w:r>
       <w:r>
-        <w:t xml:space="preserve">Assigned row visually updates </w:t>
+        <w:t xml:space="preserve">Assigned row visually </w:t>
+      </w:r>
+      <w:proofErr w:type="gramStart"/>
+      <w:r>
+        <w:t>updates</w:t>
+      </w:r>
+      <w:proofErr w:type="gramEnd"/>
+      <w:r>
+        <w:t xml:space="preserve"> </w:t>
       </w:r>
     </w:p>
     <w:p>
@@ -5213,13 +5878,21 @@
       <w:r>
         <w:object w:dxaOrig="225" w:dyaOrig="225" w14:anchorId="19C4271B">
           <v:shape id="_x0000_i1334" type="#_x0000_t75" style="width:18pt;height:15.7pt" o:ole="">
-            <v:imagedata r:id="rId10" o:title=""/>
+            <v:imagedata r:id="rId12" o:title=""/>
           </v:shape>
-          <w:control r:id="rId92" w:name="DefaultOcxName81" w:shapeid="_x0000_i1334"/>
+          <w:control r:id="rId94" w:name="DefaultOcxName81" w:shapeid="_x0000_i1334"/>
         </w:object>
       </w:r>
       <w:r>
-        <w:t xml:space="preserve">Invalid inputs show readable messages </w:t>
+        <w:t xml:space="preserve">Invalid inputs show readable </w:t>
+      </w:r>
+      <w:proofErr w:type="gramStart"/>
+      <w:r>
+        <w:t>messages</w:t>
+      </w:r>
+      <w:proofErr w:type="gramEnd"/>
+      <w:r>
+        <w:t xml:space="preserve"> </w:t>
       </w:r>
     </w:p>
     <w:p>
@@ -5233,13 +5906,21 @@
       <w:r>
         <w:object w:dxaOrig="225" w:dyaOrig="225" w14:anchorId="151CF9CC">
           <v:shape id="_x0000_i1333" type="#_x0000_t75" style="width:18pt;height:15.7pt" o:ole="">
-            <v:imagedata r:id="rId10" o:title=""/>
+            <v:imagedata r:id="rId12" o:title=""/>
           </v:shape>
-          <w:control r:id="rId93" w:name="DefaultOcxName82" w:shapeid="_x0000_i1333"/>
+          <w:control r:id="rId95" w:name="DefaultOcxName82" w:shapeid="_x0000_i1333"/>
         </w:object>
       </w:r>
       <w:r>
-        <w:t xml:space="preserve">Server failures handled cleanly </w:t>
+        <w:t xml:space="preserve">Server failures handled </w:t>
+      </w:r>
+      <w:proofErr w:type="gramStart"/>
+      <w:r>
+        <w:t>cleanly</w:t>
+      </w:r>
+      <w:proofErr w:type="gramEnd"/>
+      <w:r>
+        <w:t xml:space="preserve"> </w:t>
       </w:r>
     </w:p>
     <w:p>
@@ -5253,13 +5934,21 @@
       <w:r>
         <w:object w:dxaOrig="225" w:dyaOrig="225" w14:anchorId="13A7C96D">
           <v:shape id="_x0000_i1332" type="#_x0000_t75" style="width:18pt;height:15.7pt" o:ole="">
-            <v:imagedata r:id="rId10" o:title=""/>
+            <v:imagedata r:id="rId12" o:title=""/>
           </v:shape>
-          <w:control r:id="rId94" w:name="DefaultOcxName83" w:shapeid="_x0000_i1332"/>
+          <w:control r:id="rId96" w:name="DefaultOcxName83" w:shapeid="_x0000_i1332"/>
         </w:object>
       </w:r>
       <w:r>
-        <w:t xml:space="preserve">No raw PHP warnings displayed </w:t>
+        <w:t xml:space="preserve">No raw PHP warnings </w:t>
+      </w:r>
+      <w:proofErr w:type="gramStart"/>
+      <w:r>
+        <w:t>displayed</w:t>
+      </w:r>
+      <w:proofErr w:type="gramEnd"/>
+      <w:r>
+        <w:t xml:space="preserve"> </w:t>
       </w:r>
     </w:p>
     <w:p>
@@ -5281,13 +5970,21 @@
       <w:r>
         <w:object w:dxaOrig="225" w:dyaOrig="225" w14:anchorId="26E7048F">
           <v:shape id="_x0000_i1331" type="#_x0000_t75" style="width:18pt;height:15.7pt" o:ole="">
-            <v:imagedata r:id="rId10" o:title=""/>
+            <v:imagedata r:id="rId12" o:title=""/>
           </v:shape>
-          <w:control r:id="rId95" w:name="DefaultOcxName84" w:shapeid="_x0000_i1331"/>
+          <w:control r:id="rId97" w:name="DefaultOcxName84" w:shapeid="_x0000_i1331"/>
         </w:object>
       </w:r>
       <w:r>
-        <w:t xml:space="preserve">Invalid searches handled </w:t>
+        <w:t xml:space="preserve">Invalid searches </w:t>
+      </w:r>
+      <w:proofErr w:type="gramStart"/>
+      <w:r>
+        <w:t>handled</w:t>
+      </w:r>
+      <w:proofErr w:type="gramEnd"/>
+      <w:r>
+        <w:t xml:space="preserve"> </w:t>
       </w:r>
     </w:p>
     <w:p>
@@ -5301,13 +5998,21 @@
       <w:r>
         <w:object w:dxaOrig="225" w:dyaOrig="225" w14:anchorId="07A6B101">
           <v:shape id="_x0000_i1330" type="#_x0000_t75" style="width:18pt;height:15.7pt" o:ole="">
-            <v:imagedata r:id="rId10" o:title=""/>
+            <v:imagedata r:id="rId12" o:title=""/>
           </v:shape>
-          <w:control r:id="rId96" w:name="DefaultOcxName85" w:shapeid="_x0000_i1330"/>
+          <w:control r:id="rId98" w:name="DefaultOcxName85" w:shapeid="_x0000_i1330"/>
         </w:object>
       </w:r>
       <w:r>
-        <w:t xml:space="preserve">Empty results handled </w:t>
+        <w:t xml:space="preserve">Empty results </w:t>
+      </w:r>
+      <w:proofErr w:type="gramStart"/>
+      <w:r>
+        <w:t>handled</w:t>
+      </w:r>
+      <w:proofErr w:type="gramEnd"/>
+      <w:r>
+        <w:t xml:space="preserve"> </w:t>
       </w:r>
     </w:p>
     <w:p>
@@ -5321,13 +6026,21 @@
       <w:r>
         <w:object w:dxaOrig="225" w:dyaOrig="225" w14:anchorId="20E118AE">
           <v:shape id="_x0000_i1329" type="#_x0000_t75" style="width:18pt;height:15.7pt" o:ole="">
-            <v:imagedata r:id="rId10" o:title=""/>
+            <v:imagedata r:id="rId12" o:title=""/>
           </v:shape>
-          <w:control r:id="rId97" w:name="DefaultOcxName86" w:shapeid="_x0000_i1329"/>
+          <w:control r:id="rId99" w:name="DefaultOcxName86" w:shapeid="_x0000_i1329"/>
         </w:object>
       </w:r>
       <w:r>
-        <w:t xml:space="preserve">Assigning nonexistent booking handled </w:t>
+        <w:t xml:space="preserve">Assigning </w:t>
+      </w:r>
+      <w:proofErr w:type="spellStart"/>
+      <w:r>
+        <w:t>nonexistent</w:t>
+      </w:r>
+      <w:proofErr w:type="spellEnd"/>
+      <w:r>
+        <w:t xml:space="preserve"> booking handled </w:t>
       </w:r>
     </w:p>
     <w:p>
@@ -5372,9 +6085,9 @@
       <w:r>
         <w:object w:dxaOrig="225" w:dyaOrig="225" w14:anchorId="23B59959">
           <v:shape id="_x0000_i1328" type="#_x0000_t75" style="width:18pt;height:15.7pt" o:ole="">
-            <v:imagedata r:id="rId10" o:title=""/>
+            <v:imagedata r:id="rId12" o:title=""/>
           </v:shape>
-          <w:control r:id="rId98" w:name="DefaultOcxName87" w:shapeid="_x0000_i1328"/>
+          <w:control r:id="rId100" w:name="DefaultOcxName87" w:shapeid="_x0000_i1328"/>
         </w:object>
       </w:r>
       <w:r>
@@ -5392,9 +6105,9 @@
       <w:r>
         <w:object w:dxaOrig="225" w:dyaOrig="225" w14:anchorId="08C8BF7B">
           <v:shape id="_x0000_i1327" type="#_x0000_t75" style="width:18pt;height:15.7pt" o:ole="">
-            <v:imagedata r:id="rId10" o:title=""/>
+            <v:imagedata r:id="rId12" o:title=""/>
           </v:shape>
-          <w:control r:id="rId99" w:name="DefaultOcxName88" w:shapeid="_x0000_i1327"/>
+          <w:control r:id="rId101" w:name="DefaultOcxName88" w:shapeid="_x0000_i1327"/>
         </w:object>
       </w:r>
       <w:r>
@@ -5412,9 +6125,9 @@
       <w:r>
         <w:object w:dxaOrig="225" w:dyaOrig="225" w14:anchorId="1866847D">
           <v:shape id="_x0000_i1326" type="#_x0000_t75" style="width:18pt;height:15.7pt" o:ole="">
-            <v:imagedata r:id="rId10" o:title=""/>
+            <v:imagedata r:id="rId12" o:title=""/>
           </v:shape>
-          <w:control r:id="rId100" w:name="DefaultOcxName89" w:shapeid="_x0000_i1326"/>
+          <w:control r:id="rId102" w:name="DefaultOcxName89" w:shapeid="_x0000_i1326"/>
         </w:object>
       </w:r>
       <w:r>
@@ -5432,9 +6145,9 @@
       <w:r>
         <w:object w:dxaOrig="225" w:dyaOrig="225" w14:anchorId="2FF568BB">
           <v:shape id="_x0000_i1325" type="#_x0000_t75" style="width:18pt;height:15.7pt" o:ole="">
-            <v:imagedata r:id="rId10" o:title=""/>
+            <v:imagedata r:id="rId12" o:title=""/>
           </v:shape>
-          <w:control r:id="rId101" w:name="DefaultOcxName90" w:shapeid="_x0000_i1325"/>
+          <w:control r:id="rId103" w:name="DefaultOcxName90" w:shapeid="_x0000_i1325"/>
         </w:object>
       </w:r>
       <w:r>
@@ -5467,9 +6180,9 @@
       <w:r>
         <w:object w:dxaOrig="225" w:dyaOrig="225" w14:anchorId="77520B93">
           <v:shape id="_x0000_i1324" type="#_x0000_t75" style="width:18pt;height:15.7pt" o:ole="">
-            <v:imagedata r:id="rId10" o:title=""/>
+            <v:imagedata r:id="rId12" o:title=""/>
           </v:shape>
-          <w:control r:id="rId102" w:name="DefaultOcxName91" w:shapeid="_x0000_i1324"/>
+          <w:control r:id="rId104" w:name="DefaultOcxName91" w:shapeid="_x0000_i1324"/>
         </w:object>
       </w:r>
       <w:r>
@@ -5487,9 +6200,9 @@
       <w:r>
         <w:object w:dxaOrig="225" w:dyaOrig="225" w14:anchorId="2192F1ED">
           <v:shape id="_x0000_i1323" type="#_x0000_t75" style="width:18pt;height:15.7pt" o:ole="">
-            <v:imagedata r:id="rId10" o:title=""/>
+            <v:imagedata r:id="rId12" o:title=""/>
           </v:shape>
-          <w:control r:id="rId103" w:name="DefaultOcxName92" w:shapeid="_x0000_i1323"/>
+          <w:control r:id="rId105" w:name="DefaultOcxName92" w:shapeid="_x0000_i1323"/>
         </w:object>
       </w:r>
       <w:r>
@@ -5507,9 +6220,9 @@
       <w:r>
         <w:object w:dxaOrig="225" w:dyaOrig="225" w14:anchorId="1D57DDC0">
           <v:shape id="_x0000_i1322" type="#_x0000_t75" style="width:18pt;height:15.7pt" o:ole="">
-            <v:imagedata r:id="rId10" o:title=""/>
+            <v:imagedata r:id="rId12" o:title=""/>
           </v:shape>
-          <w:control r:id="rId104" w:name="DefaultOcxName93" w:shapeid="_x0000_i1322"/>
+          <w:control r:id="rId106" w:name="DefaultOcxName93" w:shapeid="_x0000_i1322"/>
         </w:object>
       </w:r>
       <w:r>
@@ -5527,9 +6240,9 @@
       <w:r>
         <w:object w:dxaOrig="225" w:dyaOrig="225" w14:anchorId="4EE2E19F">
           <v:shape id="_x0000_i1321" type="#_x0000_t75" style="width:18pt;height:15.7pt" o:ole="">
-            <v:imagedata r:id="rId10" o:title=""/>
+            <v:imagedata r:id="rId12" o:title=""/>
           </v:shape>
-          <w:control r:id="rId105" w:name="DefaultOcxName94" w:shapeid="_x0000_i1321"/>
+          <w:control r:id="rId107" w:name="DefaultOcxName94" w:shapeid="_x0000_i1321"/>
         </w:object>
       </w:r>
       <w:r>
@@ -5581,9 +6294,9 @@
       <w:r>
         <w:object w:dxaOrig="225" w:dyaOrig="225" w14:anchorId="37C92E9A">
           <v:shape id="_x0000_i1320" type="#_x0000_t75" style="width:18pt;height:15.7pt" o:ole="">
-            <v:imagedata r:id="rId10" o:title=""/>
+            <v:imagedata r:id="rId12" o:title=""/>
           </v:shape>
-          <w:control r:id="rId106" w:name="DefaultOcxName95" w:shapeid="_x0000_i1320"/>
+          <w:control r:id="rId108" w:name="DefaultOcxName95" w:shapeid="_x0000_i1320"/>
         </w:object>
       </w:r>
       <w:r>
@@ -5608,9 +6321,9 @@
       <w:r>
         <w:object w:dxaOrig="225" w:dyaOrig="225" w14:anchorId="3C0D9BB1">
           <v:shape id="_x0000_i1319" type="#_x0000_t75" style="width:18pt;height:15.7pt" o:ole="">
-            <v:imagedata r:id="rId10" o:title=""/>
+            <v:imagedata r:id="rId12" o:title=""/>
           </v:shape>
-          <w:control r:id="rId107" w:name="DefaultOcxName96" w:shapeid="_x0000_i1319"/>
+          <w:control r:id="rId109" w:name="DefaultOcxName96" w:shapeid="_x0000_i1319"/>
         </w:object>
       </w:r>
       <w:r>
@@ -5635,9 +6348,9 @@
       <w:r>
         <w:object w:dxaOrig="225" w:dyaOrig="225" w14:anchorId="711AB5A8">
           <v:shape id="_x0000_i1318" type="#_x0000_t75" style="width:18pt;height:15.7pt" o:ole="">
-            <v:imagedata r:id="rId10" o:title=""/>
+            <v:imagedata r:id="rId12" o:title=""/>
           </v:shape>
-          <w:control r:id="rId108" w:name="DefaultOcxName97" w:shapeid="_x0000_i1318"/>
+          <w:control r:id="rId110" w:name="DefaultOcxName97" w:shapeid="_x0000_i1318"/>
         </w:object>
       </w:r>
       <w:r>
@@ -5655,9 +6368,9 @@
       <w:r>
         <w:object w:dxaOrig="225" w:dyaOrig="225" w14:anchorId="28B7DE80">
           <v:shape id="_x0000_i1317" type="#_x0000_t75" style="width:18pt;height:15.7pt" o:ole="">
-            <v:imagedata r:id="rId10" o:title=""/>
+            <v:imagedata r:id="rId12" o:title=""/>
           </v:shape>
-          <w:control r:id="rId109" w:name="DefaultOcxName98" w:shapeid="_x0000_i1317"/>
+          <w:control r:id="rId111" w:name="DefaultOcxName98" w:shapeid="_x0000_i1317"/>
         </w:object>
       </w:r>
       <w:r>
@@ -5675,9 +6388,9 @@
       <w:r>
         <w:object w:dxaOrig="225" w:dyaOrig="225" w14:anchorId="30DFA0B4">
           <v:shape id="_x0000_i1316" type="#_x0000_t75" style="width:18pt;height:15.7pt" o:ole="">
-            <v:imagedata r:id="rId10" o:title=""/>
+            <v:imagedata r:id="rId12" o:title=""/>
           </v:shape>
-          <w:control r:id="rId110" w:name="DefaultOcxName99" w:shapeid="_x0000_i1316"/>
+          <w:control r:id="rId112" w:name="DefaultOcxName99" w:shapeid="_x0000_i1316"/>
         </w:object>
       </w:r>
       <w:r>
@@ -5695,9 +6408,9 @@
       <w:r>
         <w:object w:dxaOrig="225" w:dyaOrig="225" w14:anchorId="0E24E8D1">
           <v:shape id="_x0000_i1315" type="#_x0000_t75" style="width:18pt;height:15.7pt" o:ole="">
-            <v:imagedata r:id="rId10" o:title=""/>
+            <v:imagedata r:id="rId12" o:title=""/>
           </v:shape>
-          <w:control r:id="rId111" w:name="DefaultOcxName100" w:shapeid="_x0000_i1315"/>
+          <w:control r:id="rId113" w:name="DefaultOcxName100" w:shapeid="_x0000_i1315"/>
         </w:object>
       </w:r>
       <w:r>
@@ -5722,9 +6435,9 @@
       <w:r>
         <w:object w:dxaOrig="225" w:dyaOrig="225" w14:anchorId="39046215">
           <v:shape id="_x0000_i1314" type="#_x0000_t75" style="width:18pt;height:15.7pt" o:ole="">
-            <v:imagedata r:id="rId10" o:title=""/>
+            <v:imagedata r:id="rId12" o:title=""/>
           </v:shape>
-          <w:control r:id="rId112" w:name="DefaultOcxName101" w:shapeid="_x0000_i1314"/>
+          <w:control r:id="rId114" w:name="DefaultOcxName101" w:shapeid="_x0000_i1314"/>
         </w:object>
       </w:r>
       <w:r>
@@ -5749,9 +6462,9 @@
       <w:r>
         <w:object w:dxaOrig="225" w:dyaOrig="225" w14:anchorId="78339665">
           <v:shape id="_x0000_i1313" type="#_x0000_t75" style="width:18pt;height:15.7pt" o:ole="">
-            <v:imagedata r:id="rId10" o:title=""/>
+            <v:imagedata r:id="rId12" o:title=""/>
           </v:shape>
-          <w:control r:id="rId113" w:name="DefaultOcxName102" w:shapeid="_x0000_i1313"/>
+          <w:control r:id="rId115" w:name="DefaultOcxName102" w:shapeid="_x0000_i1313"/>
         </w:object>
       </w:r>
       <w:r>
@@ -5802,9 +6515,9 @@
       <w:r>
         <w:object w:dxaOrig="225" w:dyaOrig="225" w14:anchorId="7DE6AEA6">
           <v:shape id="_x0000_i1312" type="#_x0000_t75" style="width:18pt;height:15.7pt" o:ole="">
-            <v:imagedata r:id="rId10" o:title=""/>
+            <v:imagedata r:id="rId12" o:title=""/>
           </v:shape>
-          <w:control r:id="rId114" w:name="DefaultOcxName103" w:shapeid="_x0000_i1312"/>
+          <w:control r:id="rId116" w:name="DefaultOcxName103" w:shapeid="_x0000_i1312"/>
         </w:object>
       </w:r>
       <w:r>
@@ -5822,9 +6535,9 @@
       <w:r>
         <w:object w:dxaOrig="225" w:dyaOrig="225" w14:anchorId="15C70294">
           <v:shape id="_x0000_i1311" type="#_x0000_t75" style="width:18pt;height:15.7pt" o:ole="">
-            <v:imagedata r:id="rId10" o:title=""/>
+            <v:imagedata r:id="rId12" o:title=""/>
           </v:shape>
-          <w:control r:id="rId115" w:name="DefaultOcxName104" w:shapeid="_x0000_i1311"/>
+          <w:control r:id="rId117" w:name="DefaultOcxName104" w:shapeid="_x0000_i1311"/>
         </w:object>
       </w:r>
       <w:r>
@@ -5842,9 +6555,9 @@
       <w:r>
         <w:object w:dxaOrig="225" w:dyaOrig="225" w14:anchorId="0EBAAD61">
           <v:shape id="_x0000_i1310" type="#_x0000_t75" style="width:18pt;height:15.7pt" o:ole="">
-            <v:imagedata r:id="rId10" o:title=""/>
+            <v:imagedata r:id="rId12" o:title=""/>
           </v:shape>
-          <w:control r:id="rId116" w:name="DefaultOcxName105" w:shapeid="_x0000_i1310"/>
+          <w:control r:id="rId118" w:name="DefaultOcxName105" w:shapeid="_x0000_i1310"/>
         </w:object>
       </w:r>
       <w:r>
@@ -5862,9 +6575,9 @@
       <w:r>
         <w:object w:dxaOrig="225" w:dyaOrig="225" w14:anchorId="2A9A0BE6">
           <v:shape id="_x0000_i1309" type="#_x0000_t75" style="width:18pt;height:15.7pt" o:ole="">
-            <v:imagedata r:id="rId10" o:title=""/>
+            <v:imagedata r:id="rId12" o:title=""/>
           </v:shape>
-          <w:control r:id="rId117" w:name="DefaultOcxName106" w:shapeid="_x0000_i1309"/>
+          <w:control r:id="rId119" w:name="DefaultOcxName106" w:shapeid="_x0000_i1309"/>
         </w:object>
       </w:r>
       <w:r>
@@ -5882,13 +6595,21 @@
       <w:r>
         <w:object w:dxaOrig="225" w:dyaOrig="225" w14:anchorId="72C75017">
           <v:shape id="_x0000_i1308" type="#_x0000_t75" style="width:18pt;height:15.7pt" o:ole="">
-            <v:imagedata r:id="rId10" o:title=""/>
+            <v:imagedata r:id="rId12" o:title=""/>
           </v:shape>
-          <w:control r:id="rId118" w:name="DefaultOcxName107" w:shapeid="_x0000_i1308"/>
+          <w:control r:id="rId120" w:name="DefaultOcxName107" w:shapeid="_x0000_i1308"/>
         </w:object>
       </w:r>
       <w:r>
-        <w:t xml:space="preserve">no localhost URLs remain </w:t>
+        <w:t xml:space="preserve">no localhost URLs </w:t>
+      </w:r>
+      <w:proofErr w:type="gramStart"/>
+      <w:r>
+        <w:t>remain</w:t>
+      </w:r>
+      <w:proofErr w:type="gramEnd"/>
+      <w:r>
+        <w:t xml:space="preserve"> </w:t>
       </w:r>
     </w:p>
     <w:p>
@@ -5902,9 +6623,9 @@
       <w:r>
         <w:object w:dxaOrig="225" w:dyaOrig="225" w14:anchorId="635884E1">
           <v:shape id="_x0000_i1307" type="#_x0000_t75" style="width:18pt;height:15.7pt" o:ole="">
-            <v:imagedata r:id="rId10" o:title=""/>
+            <v:imagedata r:id="rId12" o:title=""/>
           </v:shape>
-          <w:control r:id="rId119" w:name="DefaultOcxName108" w:shapeid="_x0000_i1307"/>
+          <w:control r:id="rId121" w:name="DefaultOcxName108" w:shapeid="_x0000_i1307"/>
         </w:object>
       </w:r>
       <w:r>
@@ -5922,9 +6643,9 @@
       <w:r>
         <w:object w:dxaOrig="225" w:dyaOrig="225" w14:anchorId="55EE95C3">
           <v:shape id="_x0000_i1306" type="#_x0000_t75" style="width:18pt;height:15.7pt" o:ole="">
-            <v:imagedata r:id="rId10" o:title=""/>
+            <v:imagedata r:id="rId12" o:title=""/>
           </v:shape>
-          <w:control r:id="rId120" w:name="DefaultOcxName109" w:shapeid="_x0000_i1306"/>
+          <w:control r:id="rId122" w:name="DefaultOcxName109" w:shapeid="_x0000_i1306"/>
         </w:object>
       </w:r>
       <w:r>
@@ -5952,9 +6673,9 @@
       <w:r>
         <w:object w:dxaOrig="225" w:dyaOrig="225" w14:anchorId="3CF43481">
           <v:shape id="_x0000_i1305" type="#_x0000_t75" style="width:18pt;height:15.7pt" o:ole="">
-            <v:imagedata r:id="rId10" o:title=""/>
+            <v:imagedata r:id="rId12" o:title=""/>
           </v:shape>
-          <w:control r:id="rId121" w:name="DefaultOcxName110" w:shapeid="_x0000_i1305"/>
+          <w:control r:id="rId123" w:name="DefaultOcxName110" w:shapeid="_x0000_i1305"/>
         </w:object>
       </w:r>
       <w:r>
@@ -6001,7 +6722,15 @@
         <w:spacing w:before="100" w:beforeAutospacing="1" w:after="100" w:afterAutospacing="1"/>
       </w:pPr>
       <w:r>
-        <w:t xml:space="preserve">Create booking </w:t>
+        <w:t xml:space="preserve">Create </w:t>
+      </w:r>
+      <w:proofErr w:type="gramStart"/>
+      <w:r>
+        <w:t>booking</w:t>
+      </w:r>
+      <w:proofErr w:type="gramEnd"/>
+      <w:r>
+        <w:t xml:space="preserve"> </w:t>
       </w:r>
     </w:p>
     <w:p>
@@ -6013,7 +6742,15 @@
         <w:spacing w:before="100" w:beforeAutospacing="1" w:after="100" w:afterAutospacing="1"/>
       </w:pPr>
       <w:r>
-        <w:t xml:space="preserve">Validate confirmation appears </w:t>
+        <w:t xml:space="preserve">Validate confirmation </w:t>
+      </w:r>
+      <w:proofErr w:type="gramStart"/>
+      <w:r>
+        <w:t>appears</w:t>
+      </w:r>
+      <w:proofErr w:type="gramEnd"/>
+      <w:r>
+        <w:t xml:space="preserve"> </w:t>
       </w:r>
     </w:p>
     <w:p>
@@ -6025,7 +6762,15 @@
         <w:spacing w:before="100" w:beforeAutospacing="1" w:after="100" w:afterAutospacing="1"/>
       </w:pPr>
       <w:r>
-        <w:t xml:space="preserve">Check database insert </w:t>
+        <w:t xml:space="preserve">Check database </w:t>
+      </w:r>
+      <w:proofErr w:type="gramStart"/>
+      <w:r>
+        <w:t>insert</w:t>
+      </w:r>
+      <w:proofErr w:type="gramEnd"/>
+      <w:r>
+        <w:t xml:space="preserve"> </w:t>
       </w:r>
     </w:p>
     <w:p>
@@ -6061,7 +6806,15 @@
         <w:spacing w:before="100" w:beforeAutospacing="1" w:after="100" w:afterAutospacing="1"/>
       </w:pPr>
       <w:r>
-        <w:t xml:space="preserve">Assign booking </w:t>
+        <w:t xml:space="preserve">Assign </w:t>
+      </w:r>
+      <w:proofErr w:type="gramStart"/>
+      <w:r>
+        <w:t>booking</w:t>
+      </w:r>
+      <w:proofErr w:type="gramEnd"/>
+      <w:r>
+        <w:t xml:space="preserve"> </w:t>
       </w:r>
     </w:p>
     <w:p>
@@ -6074,7 +6827,15 @@
       </w:pPr>
       <w:r>
         <w:lastRenderedPageBreak/>
-        <w:t xml:space="preserve">Verify database updated </w:t>
+        <w:t xml:space="preserve">Verify database </w:t>
+      </w:r>
+      <w:proofErr w:type="gramStart"/>
+      <w:r>
+        <w:t>updated</w:t>
+      </w:r>
+      <w:proofErr w:type="gramEnd"/>
+      <w:r>
+        <w:t xml:space="preserve"> </w:t>
       </w:r>
     </w:p>
     <w:p>
@@ -6086,7 +6847,15 @@
         <w:spacing w:before="100" w:beforeAutospacing="1" w:after="100" w:afterAutospacing="1"/>
       </w:pPr>
       <w:r>
-        <w:t xml:space="preserve">Verify status updates on page </w:t>
+        <w:t xml:space="preserve">Verify status updates on </w:t>
+      </w:r>
+      <w:proofErr w:type="gramStart"/>
+      <w:r>
+        <w:t>page</w:t>
+      </w:r>
+      <w:proofErr w:type="gramEnd"/>
+      <w:r>
+        <w:t xml:space="preserve"> </w:t>
       </w:r>
     </w:p>
     <w:p>
@@ -6099,7 +6868,7 @@
     </w:p>
     <w:p/>
     <w:sectPr>
-      <w:footerReference w:type="default" r:id="rId122"/>
+      <w:footerReference w:type="default" r:id="rId124"/>
       <w:pgSz w:w="11906" w:h="16838"/>
       <w:pgMar w:top="1440" w:right="1440" w:bottom="1440" w:left="1440" w:header="708" w:footer="708" w:gutter="0"/>
       <w:cols w:space="708"/>
@@ -14744,6 +15513,33 @@
 <ax:ocx xmlns:ax="http://schemas.microsoft.com/office/2006/activeX" xmlns:r="http://schemas.openxmlformats.org/officeDocument/2006/relationships" ax:classid="{5512D116-5CC6-11CF-8D67-00AA00BDCE1D}" ax:persistence="persistStream" r:id="rId1"/>
 </file>
 
+<file path=word/ink/ink1.xml><?xml version="1.0" encoding="utf-8"?>
+<inkml:ink xmlns:inkml="http://www.w3.org/2003/InkML">
+  <inkml:definitions>
+    <inkml:context xml:id="ctx0">
+      <inkml:inkSource xml:id="inkSrc0">
+        <inkml:traceFormat>
+          <inkml:channel name="X" type="integer" min="-2.14748E9" max="2.14748E9" units="cm"/>
+          <inkml:channel name="Y" type="integer" min="-2.14748E9" max="2.14748E9" units="cm"/>
+          <inkml:channel name="F" type="integer" max="32767" units="dev"/>
+        </inkml:traceFormat>
+        <inkml:channelProperties>
+          <inkml:channelProperty channel="X" name="resolution" value="1000" units="1/cm"/>
+          <inkml:channelProperty channel="Y" name="resolution" value="1000" units="1/cm"/>
+          <inkml:channelProperty channel="F" name="resolution" value="0" units="1/dev"/>
+        </inkml:channelProperties>
+      </inkml:inkSource>
+      <inkml:timestamp xml:id="ts0" timeString="2026-05-28T01:31:20.184"/>
+    </inkml:context>
+    <inkml:brush xml:id="br0">
+      <inkml:brushProperty name="width" value="0.035" units="cm"/>
+      <inkml:brushProperty name="height" value="0.035" units="cm"/>
+    </inkml:brush>
+  </inkml:definitions>
+  <inkml:trace contextRef="#ctx0" brushRef="#br0">791 0 24575,'-29'2'0,"1"0"0,-1 1 0,1 2 0,-38 12 0,-109 44 0,34-10 0,132-48 0,1 1 0,0-1 0,0 2 0,0-1 0,0 1 0,0 0 0,1 0 0,0 1 0,0 0 0,1 0 0,0 1 0,0 0 0,-8 12 0,-1 6 0,0 1 0,-19 50 0,2-2 0,18-48 0,2 2 0,1 0 0,-10 38 0,6-32 0,13-31 0,0 0 0,0 0 0,1 1 0,-1-1 0,1 1 0,-1-1 0,1 1 0,0 0 0,1-1 0,-1 1 0,0 5 0,2-8 0,-1 0 0,1 0 0,-1 0 0,1 0 0,-1 0 0,1 0 0,0 0 0,-1 0 0,1 0 0,0 0 0,0 0 0,-1 0 0,1-1 0,0 1 0,0 0 0,0-1 0,0 1 0,0-1 0,0 1 0,0-1 0,0 1 0,1-1 0,-1 0 0,0 1 0,0-1 0,2 0 0,35 3 0,-32-2 0,42 0 0,0-1 0,70-10 0,-100 7 0,-1-1 0,1 0 0,-1-1 0,0-1 0,0 0 0,-1-1 0,0-1 0,0-1 0,26-19 0,-13 5 0,-2-2 0,0-1 0,-2-1 0,38-51 0,-61 75 0,5-7 0,-1 1 0,0-1 0,8-15 0,-13 20 0,1 0 0,-1 1 0,0-1 0,0 0 0,-1 1 0,1-1 0,-1 0 0,0 0 0,-1 0 0,1 0 0,-2-6 0,0 0 0,0-1 0,-1 1 0,-1-1 0,0 1 0,0 0 0,-10-17 0,13 26 0,-1 0 0,1 0 0,-1 0 0,1-1 0,-1 2 0,0-1 0,0 0 0,0 0 0,0 1 0,0-1 0,0 1 0,-1-1 0,1 1 0,0 0 0,-1 0 0,1 0 0,-1 0 0,1 1 0,-1-1 0,1 0 0,-1 1 0,0 0 0,1 0 0,-1 0 0,1 0 0,-1 0 0,0 0 0,1 1 0,-1-1 0,1 1 0,-1 0 0,1 0 0,-1 0 0,1 0 0,-1 0 0,-2 2 0,2-1 0,-1 0 0,1 1 0,0-1 0,0 1 0,0 0 0,0 0 0,1 0 0,-1 0 0,1 0 0,0 1 0,-1-1 0,2 1 0,-1-1 0,0 1 0,1 0 0,-1 0 0,1 0 0,0 0 0,0 7 0,-1 8 0,0-1 0,2 1 0,2 20 0,-1-16 0,-1-18 0,0 1 0,0-1 0,1 1 0,0-1 0,0 1 0,0-1 0,1 0 0,0 0 0,0 1 0,0-1 0,1-1 0,-1 1 0,7 8 0,-6-10 0,0 0 0,1 0 0,-1 0 0,1-1 0,0 0 0,0 1 0,0-1 0,0 0 0,0-1 0,0 1 0,0-1 0,1 0 0,-1 0 0,1 0 0,-1-1 0,0 1 0,7-1 0,7 1 0,0-2 0,1 1 0,21-5 0,-33 3 0,1 1 0,-1-1 0,0-1 0,0 0 0,-1 0 0,1 0 0,-1 0 0,1-1 0,-1 0 0,10-9 0,-5 4 0,0 1 0,0 0 0,1 1 0,13-6 0,-11 6 0,-1-1 0,21-14 0,-13-6 0,-5 5 0,4 1 0,0 0 0,17-29 0,-33 46 0,0-1 0,0-1 0,-1 1 0,0 0 0,0-1 0,-1 0 0,0 1 0,0-1 0,0 0 0,-1 0 0,0 0 0,0 0 0,-1 0 0,-1-13 0,1 20 0,0 0 0,0-1 0,0 1 0,0 0 0,0 0 0,0 0 0,0 0 0,0-1 0,0 1 0,0 0 0,0 0 0,0 0 0,0 0 0,0 0 0,0-1 0,0 1 0,0 0 0,-1 0 0,1 0 0,0 0 0,0 0 0,0 0 0,0-1 0,0 1 0,0 0 0,0 0 0,-1 0 0,1 0 0,0 0 0,0 0 0,0 0 0,0 0 0,0 0 0,-1 0 0,1 0 0,0 0 0,0 0 0,0 0 0,0 0 0,-1 0 0,1 0 0,0 0 0,0 0 0,0 0 0,0 0 0,-1 0 0,1 0 0,0 0 0,0 0 0,0 0 0,0 0 0,-1 0 0,-8 9 0,-6 13 0,2 0 0,-3 6 0,1 1 0,-11 31 0,9-6 0,-18 103 0,3-5 0,26-134 0,4-14 0,1 0 0,-1 0 0,1 0 0,0 1 0,0-1 0,1 0 0,-1 7 0,1-10 0,0 0 0,1 0 0,-1 0 0,0 0 0,1 1 0,-1-1 0,1 0 0,0-1 0,-1 1 0,1 0 0,0 0 0,-1 0 0,1 0 0,0 0 0,0-1 0,0 1 0,0 0 0,0-1 0,0 1 0,0 0 0,0-1 0,0 0 0,0 1 0,0-1 0,0 1 0,0-1 0,0 0 0,0 0 0,0 0 0,0 0 0,1 0 0,-1 0 0,0 0 0,2 0 0,10-2 0,1 0 0,-1-1 0,0 0 0,0-1 0,0 0 0,22-12 0,-19 9 0,243-117 120,-214 98-491,-1-3-1,-1-1 1,56-53 0,-84 69-6455</inkml:trace>
+</inkml:ink>
+</file>
+
 <file path=word/theme/theme1.xml><?xml version="1.0" encoding="utf-8"?>
 <a:theme xmlns:a="http://schemas.openxmlformats.org/drawingml/2006/main" name="GRS Gold">
   <a:themeElements>
